--- a/public/bc-templates/ficha-pj-geliene.docx
+++ b/public/bc-templates/ficha-pj-geliene.docx
@@ -138,9 +138,6 @@
                 <w:szCs w:val="18"/>
               </w:rPr>
               <w:t xml:space="preserve">Código de Cliente: </w:t>
-            </w:r>
-            <w:r>
-              <w:t xml:space="preserve"> {codigo_cliente}</w:t>
             </w:r>
           </w:p>
         </w:tc>
@@ -1187,9 +1184,6 @@
               </w:rPr>
               <w:t xml:space="preserve">Razón y tipo social: </w:t>
             </w:r>
-            <w:r>
-              <w:t xml:space="preserve"> {razon_social}</w:t>
-            </w:r>
           </w:p>
         </w:tc>
       </w:tr>
@@ -1283,14 +1277,14 @@
                 <w:rFonts w:asciiTheme="minorHAnsi" w:hAnsiTheme="minorHAnsi" w:cstheme="minorHAnsi"/>
                 <w:lang w:val="es-UY"/>
               </w:rPr>
-              <w:t xml:space="preserve">Lugar de constitución: {lugar_constitucion} </w:t>
-            </w:r>
-            <w:r>
-              <w:rPr>
-                <w:rFonts w:asciiTheme="minorHAnsi" w:hAnsiTheme="minorHAnsi" w:cstheme="minorHAnsi"/>
-                <w:lang w:val="es-UY"/>
-              </w:rPr>
-              <w:t/>
+              <w:t xml:space="preserve">Lugar de </w:t>
+            </w:r>
+            <w:r>
+              <w:rPr>
+                <w:rFonts w:asciiTheme="minorHAnsi" w:hAnsiTheme="minorHAnsi" w:cstheme="minorHAnsi"/>
+                <w:lang w:val="es-UY"/>
+              </w:rPr>
+              <w:t>constitución:</w:t>
             </w:r>
           </w:p>
         </w:tc>
@@ -1344,9 +1338,6 @@
                 <w:lang w:val="es-UY"/>
               </w:rPr>
               <w:t xml:space="preserve">Número de Identificación tributario: </w:t>
-            </w:r>
-            <w:r>
-              <w:t xml:space="preserve"> {nit}</w:t>
             </w:r>
           </w:p>
         </w:tc>
@@ -1395,9 +1386,6 @@
               </w:rPr>
               <w:t xml:space="preserve">Sede social: </w:t>
             </w:r>
-            <w:r>
-              <w:t xml:space="preserve"> {sede_social}</w:t>
-            </w:r>
           </w:p>
         </w:tc>
       </w:tr>
@@ -1424,9 +1412,6 @@
                 <w:lang w:val="es-UY"/>
               </w:rPr>
               <w:t>Localidad/Depto/Pcia/Estado:</w:t>
-            </w:r>
-            <w:r>
-              <w:t xml:space="preserve"> {localidad}</w:t>
             </w:r>
           </w:p>
         </w:tc>
@@ -1579,9 +1564,6 @@
                 <w:lang w:val="es-UY"/>
               </w:rPr>
               <w:t>Actividad Principal:</w:t>
-            </w:r>
-            <w:r>
-              <w:t xml:space="preserve"> {actividad}</w:t>
             </w:r>
           </w:p>
           <w:p>
@@ -1781,9 +1763,6 @@
               </w:rPr>
               <w:t>País / jurisdicción de residencia fiscal</w:t>
             </w:r>
-            <w:r>
-              <w:t xml:space="preserve"> {pais_res_fiscal}</w:t>
-            </w:r>
           </w:p>
         </w:tc>
         <w:tc>
@@ -1818,9 +1797,6 @@
                 <w:lang w:val="es-ES" w:eastAsia="es-ES"/>
               </w:rPr>
               <w:t>Número de identificación fiscal o su equivalente funcional*</w:t>
-            </w:r>
-            <w:r>
-              <w:t xml:space="preserve"> {nif}</w:t>
             </w:r>
           </w:p>
         </w:tc>

--- a/public/bc-templates/ficha-pj-geliene.docx
+++ b/public/bc-templates/ficha-pj-geliene.docx
@@ -1,6 +1,6 @@
 
 <file path=word/document.xml><?xml version="1.0" encoding="utf-8"?>
-<w:document xmlns:wpc="http://schemas.microsoft.com/office/word/2010/wordprocessingCanvas" xmlns:cx="http://schemas.microsoft.com/office/drawing/2014/chartex" xmlns:cx1="http://schemas.microsoft.com/office/drawing/2015/9/8/chartex" xmlns:cx2="http://schemas.microsoft.com/office/drawing/2015/10/21/chartex" xmlns:cx3="http://schemas.microsoft.com/office/drawing/2016/5/9/chartex" xmlns:cx4="http://schemas.microsoft.com/office/drawing/2016/5/10/chartex" xmlns:cx5="http://schemas.microsoft.com/office/drawing/2016/5/11/chartex" xmlns:cx6="http://schemas.microsoft.com/office/drawing/2016/5/12/chartex" xmlns:cx7="http://schemas.microsoft.com/office/drawing/2016/5/13/chartex" xmlns:cx8="http://schemas.microsoft.com/office/drawing/2016/5/14/chartex" xmlns:mc="http://schemas.openxmlformats.org/markup-compatibility/2006" xmlns:aink="http://schemas.microsoft.com/office/drawing/2016/ink" xmlns:am3d="http://schemas.microsoft.com/office/drawing/2017/model3d" xmlns:o="urn:schemas-microsoft-com:office:office" xmlns:oel="http://schemas.microsoft.com/office/2019/extlst" xmlns:r="http://schemas.openxmlformats.org/officeDocument/2006/relationships" xmlns:m="http://schemas.openxmlformats.org/officeDocument/2006/math" xmlns:v="urn:schemas-microsoft-com:vml" xmlns:wp14="http://schemas.microsoft.com/office/word/2010/wordprocessingDrawing" xmlns:wp="http://schemas.openxmlformats.org/drawingml/2006/wordprocessingDrawing" xmlns:w10="urn:schemas-microsoft-com:office:word" xmlns:w="http://schemas.openxmlformats.org/wordprocessingml/2006/main" xmlns:w14="http://schemas.microsoft.com/office/word/2010/wordml" xmlns:w15="http://schemas.microsoft.com/office/word/2012/wordml" xmlns:w16cex="http://schemas.microsoft.com/office/word/2018/wordml/cex" xmlns:w16cid="http://schemas.microsoft.com/office/word/2016/wordml/cid" xmlns:w16="http://schemas.microsoft.com/office/word/2018/wordml" xmlns:w16sdtdh="http://schemas.microsoft.com/office/word/2020/wordml/sdtdatahash" xmlns:w16se="http://schemas.microsoft.com/office/word/2015/wordml/symex" xmlns:wpg="http://schemas.microsoft.com/office/word/2010/wordprocessingGroup" xmlns:wpi="http://schemas.microsoft.com/office/word/2010/wordprocessingInk" xmlns:wne="http://schemas.microsoft.com/office/word/2006/wordml" xmlns:wps="http://schemas.microsoft.com/office/word/2010/wordprocessingShape" mc:Ignorable="w14 w15 w16se w16cid w16 w16cex w16sdtdh wp14">
+<w:document xmlns:wpc="http://schemas.microsoft.com/office/word/2010/wordprocessingCanvas" xmlns:cx="http://schemas.microsoft.com/office/drawing/2014/chartex" xmlns:cx1="http://schemas.microsoft.com/office/drawing/2015/9/8/chartex" xmlns:cx2="http://schemas.microsoft.com/office/drawing/2015/10/21/chartex" xmlns:cx3="http://schemas.microsoft.com/office/drawing/2016/5/9/chartex" xmlns:cx4="http://schemas.microsoft.com/office/drawing/2016/5/10/chartex" xmlns:cx5="http://schemas.microsoft.com/office/drawing/2016/5/11/chartex" xmlns:cx6="http://schemas.microsoft.com/office/drawing/2016/5/12/chartex" xmlns:cx7="http://schemas.microsoft.com/office/drawing/2016/5/13/chartex" xmlns:cx8="http://schemas.microsoft.com/office/drawing/2016/5/14/chartex" xmlns:mc="http://schemas.openxmlformats.org/markup-compatibility/2006" xmlns:aink="http://schemas.microsoft.com/office/drawing/2016/ink" xmlns:am3d="http://schemas.microsoft.com/office/drawing/2017/model3d" xmlns:o="urn:schemas-microsoft-com:office:office" xmlns:oel="http://schemas.microsoft.com/office/2019/extlst" xmlns:r="http://schemas.openxmlformats.org/officeDocument/2006/relationships" xmlns:m="http://schemas.openxmlformats.org/officeDocument/2006/math" xmlns:v="urn:schemas-microsoft-com:vml" xmlns:wp14="http://schemas.microsoft.com/office/word/2010/wordprocessingDrawing" xmlns:wp="http://schemas.openxmlformats.org/drawingml/2006/wordprocessingDrawing" xmlns:w10="urn:schemas-microsoft-com:office:word" xmlns:w="http://schemas.openxmlformats.org/wordprocessingml/2006/main" xmlns:w14="http://schemas.microsoft.com/office/word/2010/wordml" xmlns:w15="http://schemas.microsoft.com/office/word/2012/wordml" xmlns:w16cex="http://schemas.microsoft.com/office/word/2018/wordml/cex" xmlns:w16cid="http://schemas.microsoft.com/office/word/2016/wordml/cid" xmlns:w16="http://schemas.microsoft.com/office/word/2018/wordml" xmlns:w16du="http://schemas.microsoft.com/office/word/2023/wordml/word16du" xmlns:w16sdtdh="http://schemas.microsoft.com/office/word/2020/wordml/sdtdatahash" xmlns:w16se="http://schemas.microsoft.com/office/word/2015/wordml/symex" xmlns:wpg="http://schemas.microsoft.com/office/word/2010/wordprocessingGroup" xmlns:wpi="http://schemas.microsoft.com/office/word/2010/wordprocessingInk" xmlns:wne="http://schemas.microsoft.com/office/word/2006/wordml" xmlns:wps="http://schemas.microsoft.com/office/word/2010/wordprocessingShape" mc:Ignorable="w14 w15 w16se w16cid w16 w16cex w16sdtdh wp14">
   <w:body>
     <w:p>
       <w:pPr>
@@ -75,7 +75,7 @@
               </wp:anchor>
             </w:drawing>
           </mc:Choice>
-          <mc:Fallback xmlns:w16du="http://schemas.microsoft.com/office/word/2023/wordml/word16du">
+          <mc:Fallback>
             <w:pict>
               <v:line w14:anchorId="19FEB29A" id="Conector recto 1" o:spid="_x0000_s1026" style="position:absolute;z-index:251659264;visibility:visible;mso-wrap-style:square;mso-width-percent:0;mso-wrap-distance-left:9pt;mso-wrap-distance-top:0;mso-wrap-distance-right:9pt;mso-wrap-distance-bottom:0;mso-position-horizontal:absolute;mso-position-horizontal-relative:margin;mso-position-vertical:absolute;mso-position-vertical-relative:text;mso-width-percent:0;mso-width-relative:margin" from=".3pt,18.25pt" to="425.2pt,18.25pt" o:gfxdata="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" strokecolor="black [3200]" strokeweight=".5pt">
                 <v:stroke joinstyle="miter"/>
@@ -138,6 +138,9 @@
                 <w:szCs w:val="18"/>
               </w:rPr>
               <w:t xml:space="preserve">Código de Cliente: </w:t>
+            </w:r>
+            <w:r>
+              <w:t xml:space="preserve"> {codigo_cliente}</w:t>
             </w:r>
           </w:p>
         </w:tc>
@@ -727,6 +730,12 @@
                 <w:lang w:val="es-ES" w:eastAsia="es-ES"/>
               </w:rPr>
             </w:pPr>
+            <w:r>
+              <w:rPr>
+                <w:rFonts w:ascii="MS Gothic" w:hAnsi="MS Gothic"/>
+              </w:rPr>
+              <w:t>{tipo_entidad_si_check}</w:t>
+            </w:r>
           </w:p>
         </w:tc>
         <w:tc>
@@ -808,6 +817,12 @@
                 <w:lang w:val="es-ES" w:eastAsia="es-ES"/>
               </w:rPr>
             </w:pPr>
+            <w:r>
+              <w:rPr>
+                <w:rFonts w:ascii="MS Gothic" w:hAnsi="MS Gothic"/>
+              </w:rPr>
+              <w:t>{tipo_entidad_no_check}</w:t>
+            </w:r>
           </w:p>
         </w:tc>
       </w:tr>
@@ -876,14 +891,14 @@
                 <w:rFonts w:asciiTheme="minorHAnsi" w:hAnsiTheme="minorHAnsi" w:cstheme="minorHAnsi"/>
                 <w:lang w:val="es-UY"/>
               </w:rPr>
-              <w:t>GELIENE INTERNATIONAL SA</w:t>
-            </w:r>
-            <w:r>
-              <w:rPr>
-                <w:rFonts w:asciiTheme="minorHAnsi" w:hAnsiTheme="minorHAnsi" w:cstheme="minorHAnsi"/>
-                <w:lang w:val="es-UY"/>
-              </w:rPr>
-              <w:t xml:space="preserve">., las órdenes a canalizar a los intermediarios de valores serán impartidas de forma escrita. </w:t>
+              <w:t>GELIENE INTERNATIONAL WEALTH MANAGEMENT</w:t>
+            </w:r>
+            <w:r>
+              <w:rPr>
+                <w:rFonts w:asciiTheme="minorHAnsi" w:hAnsiTheme="minorHAnsi" w:cstheme="minorHAnsi"/>
+                <w:lang w:val="es-UY"/>
+              </w:rPr>
+              <w:t xml:space="preserve"> S.A., las órdenes a canalizar a los intermediarios de valores serán impartidas de forma escrita. </w:t>
             </w:r>
           </w:p>
           <w:p>
@@ -1000,7 +1015,7 @@
               </wp:anchor>
             </w:drawing>
           </mc:Choice>
-          <mc:Fallback xmlns:w16du="http://schemas.microsoft.com/office/word/2023/wordml/word16du">
+          <mc:Fallback>
             <w:pict>
               <v:line w14:anchorId="2FA3B572" id="Conector recto 2" o:spid="_x0000_s1026" style="position:absolute;z-index:251661312;visibility:visible;mso-wrap-style:square;mso-width-percent:0;mso-wrap-distance-left:9pt;mso-wrap-distance-top:0;mso-wrap-distance-right:9pt;mso-wrap-distance-bottom:0;mso-position-horizontal:absolute;mso-position-horizontal-relative:margin;mso-position-vertical:absolute;mso-position-vertical-relative:text;mso-width-percent:0;mso-width-relative:margin" from=".3pt,18.25pt" to="425.2pt,18.25pt" o:gfxdata="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" strokecolor="black [3200]" strokeweight=".5pt">
                 <v:stroke joinstyle="miter"/>
@@ -1106,7 +1121,7 @@
               </wp:anchor>
             </w:drawing>
           </mc:Choice>
-          <mc:Fallback xmlns:w16du="http://schemas.microsoft.com/office/word/2023/wordml/word16du">
+          <mc:Fallback>
             <w:pict>
               <v:rect w14:anchorId="1FF760D3" id="Rectángulo 4" o:spid="_x0000_s1026" style="position:absolute;margin-left:0;margin-top:.35pt;width:425.35pt;height:11.5pt;z-index:-251652096;visibility:visible;mso-wrap-style:square;mso-height-percent:0;mso-wrap-distance-left:9pt;mso-wrap-distance-top:0;mso-wrap-distance-right:9pt;mso-wrap-distance-bottom:0;mso-position-horizontal:left;mso-position-horizontal-relative:margin;mso-position-vertical:absolute;mso-position-vertical-relative:text;mso-height-percent:0;mso-height-relative:margin;v-text-anchor:middle" o:gfxdata="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" fillcolor="#bfbfbf [2412]" stroked="f" strokeweight="1pt">
                 <w10:wrap anchorx="margin"/>
@@ -1184,6 +1199,9 @@
               </w:rPr>
               <w:t xml:space="preserve">Razón y tipo social: </w:t>
             </w:r>
+            <w:r>
+              <w:t xml:space="preserve"> {razon_social}</w:t>
+            </w:r>
           </w:p>
         </w:tc>
       </w:tr>
@@ -1218,6 +1236,9 @@
               </w:rPr>
               <w:t xml:space="preserve"> comercial: </w:t>
             </w:r>
+            <w:r>
+              <w:t xml:space="preserve"> {nombre_comercial}</w:t>
+            </w:r>
           </w:p>
         </w:tc>
       </w:tr>
@@ -1258,6 +1279,9 @@
               </w:rPr>
               <w:t>:</w:t>
             </w:r>
+            <w:r>
+              <w:t xml:space="preserve"> {fecha_constitucion}</w:t>
+            </w:r>
           </w:p>
         </w:tc>
         <w:tc>
@@ -1285,6 +1309,9 @@
                 <w:lang w:val="es-UY"/>
               </w:rPr>
               <w:t>constitución:</w:t>
+            </w:r>
+            <w:r>
+              <w:t xml:space="preserve"> {lugar_constitucion}</w:t>
             </w:r>
           </w:p>
         </w:tc>
@@ -1312,6 +1339,9 @@
               </w:rPr>
               <w:t>País de emisión:</w:t>
             </w:r>
+            <w:r>
+              <w:t xml:space="preserve"> {pais_emision}</w:t>
+            </w:r>
           </w:p>
         </w:tc>
       </w:tr>
@@ -1338,6 +1368,9 @@
                 <w:lang w:val="es-UY"/>
               </w:rPr>
               <w:t xml:space="preserve">Número de Identificación tributario: </w:t>
+            </w:r>
+            <w:r>
+              <w:t xml:space="preserve"> {nit}</w:t>
             </w:r>
           </w:p>
         </w:tc>
@@ -1386,6 +1419,9 @@
               </w:rPr>
               <w:t xml:space="preserve">Sede social: </w:t>
             </w:r>
+            <w:r>
+              <w:t xml:space="preserve"> {sede_social}</w:t>
+            </w:r>
           </w:p>
         </w:tc>
       </w:tr>
@@ -1413,6 +1449,9 @@
               </w:rPr>
               <w:t>Localidad/Depto/Pcia/Estado:</w:t>
             </w:r>
+            <w:r>
+              <w:t xml:space="preserve"> {localidad}</w:t>
+            </w:r>
           </w:p>
         </w:tc>
       </w:tr>
@@ -1439,6 +1478,9 @@
               </w:rPr>
               <w:t>Teléfono/Celular</w:t>
             </w:r>
+            <w:r>
+              <w:t xml:space="preserve"> {telefono}</w:t>
+            </w:r>
           </w:p>
         </w:tc>
         <w:tc>
@@ -1474,6 +1516,9 @@
                 <w:lang w:val="es-UY"/>
               </w:rPr>
               <w:t>:</w:t>
+            </w:r>
+            <w:r>
+              <w:t xml:space="preserve"> {email}</w:t>
             </w:r>
           </w:p>
         </w:tc>
@@ -1597,6 +1642,9 @@
                 <w:lang w:val="es-UY"/>
               </w:rPr>
             </w:pPr>
+            <w:r>
+              <w:t xml:space="preserve"> {actividad}</w:t>
+            </w:r>
           </w:p>
         </w:tc>
       </w:tr>
@@ -1644,6 +1692,9 @@
                 <w:lang w:val="es-UY"/>
               </w:rPr>
               <w:t xml:space="preserve">: </w:t>
+            </w:r>
+            <w:r>
+              <w:t xml:space="preserve"> {ingresos}</w:t>
             </w:r>
           </w:p>
         </w:tc>
@@ -1825,6 +1876,9 @@
                 <w:lang w:val="es-ES" w:eastAsia="es-ES"/>
               </w:rPr>
             </w:pPr>
+            <w:r>
+              <w:t>{pais_res_fiscal}</w:t>
+            </w:r>
           </w:p>
         </w:tc>
         <w:tc>
@@ -1847,6 +1901,9 @@
                 <w:lang w:val="es-ES" w:eastAsia="es-ES"/>
               </w:rPr>
             </w:pPr>
+            <w:r>
+              <w:t>{nif}</w:t>
+            </w:r>
           </w:p>
         </w:tc>
       </w:tr>
@@ -2307,7 +2364,7 @@
               </wp:anchor>
             </w:drawing>
           </mc:Choice>
-          <mc:Fallback xmlns:w16du="http://schemas.microsoft.com/office/word/2023/wordml/word16du">
+          <mc:Fallback>
             <w:pict>
               <v:rect w14:anchorId="54966DEF" id="Rectángulo 4" o:spid="_x0000_s1026" style="position:absolute;margin-left:0;margin-top:.35pt;width:425.35pt;height:11.5pt;z-index:-251619328;visibility:visible;mso-wrap-style:square;mso-height-percent:0;mso-wrap-distance-left:9pt;mso-wrap-distance-top:0;mso-wrap-distance-right:9pt;mso-wrap-distance-bottom:0;mso-position-horizontal:left;mso-position-horizontal-relative:margin;mso-position-vertical:absolute;mso-position-vertical-relative:text;mso-height-percent:0;mso-height-relative:margin;v-text-anchor:middle" o:gfxdata="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" fillcolor="#bfbfbf [2412]" stroked="f" strokeweight="1pt">
                 <w10:wrap anchorx="margin"/>
@@ -2574,7 +2631,7 @@
                     </wp:anchor>
                   </w:drawing>
                 </mc:Choice>
-                <mc:Fallback xmlns:w16du="http://schemas.microsoft.com/office/word/2023/wordml/word16du">
+                <mc:Fallback>
                   <w:pict>
                     <v:rect w14:anchorId="5858A65C" id="Rectángulo 28" o:spid="_x0000_s1026" style="position:absolute;margin-left:91pt;margin-top:.35pt;width:31pt;height:11.1pt;z-index:251710464;visibility:visible;mso-wrap-style:square;mso-width-percent:0;mso-height-percent:0;mso-wrap-distance-left:9pt;mso-wrap-distance-top:0;mso-wrap-distance-right:9pt;mso-wrap-distance-bottom:0;mso-position-horizontal:absolute;mso-position-horizontal-relative:text;mso-position-vertical:absolute;mso-position-vertical-relative:text;mso-width-percent:0;mso-height-percent:0;mso-width-relative:margin;mso-height-relative:margin;v-text-anchor:middle" o:gfxdata="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" filled="f" strokecolor="black [3213]" strokeweight="1pt"/>
                   </w:pict>
@@ -2670,7 +2727,7 @@
                     </wp:anchor>
                   </w:drawing>
                 </mc:Choice>
-                <mc:Fallback xmlns:w16du="http://schemas.microsoft.com/office/word/2023/wordml/word16du">
+                <mc:Fallback>
                   <w:pict>
                     <v:rect w14:anchorId="044AC0A7" id="Rectángulo 29" o:spid="_x0000_s1026" style="position:absolute;margin-left:91pt;margin-top:.6pt;width:31pt;height:11.05pt;z-index:251712512;visibility:visible;mso-wrap-style:square;mso-width-percent:0;mso-height-percent:0;mso-wrap-distance-left:9pt;mso-wrap-distance-top:0;mso-wrap-distance-right:9pt;mso-wrap-distance-bottom:0;mso-position-horizontal:absolute;mso-position-horizontal-relative:text;mso-position-vertical:absolute;mso-position-vertical-relative:text;mso-width-percent:0;mso-height-percent:0;mso-width-relative:margin;mso-height-relative:margin;v-text-anchor:middle" o:gfxdata="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" filled="f" strokecolor="black [3213]" strokeweight="1pt"/>
                   </w:pict>
@@ -2812,7 +2869,7 @@
                     </wp:anchor>
                   </w:drawing>
                 </mc:Choice>
-                <mc:Fallback xmlns:w16du="http://schemas.microsoft.com/office/word/2023/wordml/word16du">
+                <mc:Fallback>
                   <w:pict>
                     <v:rect w14:anchorId="6973C7E5" id="Rectángulo 30" o:spid="_x0000_s1026" style="position:absolute;margin-left:91pt;margin-top:.3pt;width:31pt;height:11.05pt;z-index:251714560;visibility:visible;mso-wrap-style:square;mso-width-percent:0;mso-height-percent:0;mso-wrap-distance-left:9pt;mso-wrap-distance-top:0;mso-wrap-distance-right:9pt;mso-wrap-distance-bottom:0;mso-position-horizontal:absolute;mso-position-horizontal-relative:text;mso-position-vertical:absolute;mso-position-vertical-relative:text;mso-width-percent:0;mso-height-percent:0;mso-width-relative:margin;mso-height-relative:margin;v-text-anchor:middle" o:gfxdata="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" filled="f" strokecolor="black [3213]" strokeweight="1pt"/>
                   </w:pict>
@@ -2908,7 +2965,7 @@
                     </wp:anchor>
                   </w:drawing>
                 </mc:Choice>
-                <mc:Fallback xmlns:w16du="http://schemas.microsoft.com/office/word/2023/wordml/word16du">
+                <mc:Fallback>
                   <w:pict>
                     <v:rect w14:anchorId="00017035" id="Rectángulo 31" o:spid="_x0000_s1026" style="position:absolute;margin-left:91pt;margin-top:.25pt;width:31pt;height:11.05pt;z-index:251716608;visibility:visible;mso-wrap-style:square;mso-width-percent:0;mso-height-percent:0;mso-wrap-distance-left:9pt;mso-wrap-distance-top:0;mso-wrap-distance-right:9pt;mso-wrap-distance-bottom:0;mso-position-horizontal:absolute;mso-position-horizontal-relative:text;mso-position-vertical:absolute;mso-position-vertical-relative:text;mso-width-percent:0;mso-height-percent:0;mso-width-relative:margin;mso-height-relative:margin;v-text-anchor:middle" o:gfxdata="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" filled="f" strokecolor="black [3213]" strokeweight="1pt"/>
                   </w:pict>
@@ -3050,7 +3107,7 @@
                     </wp:anchor>
                   </w:drawing>
                 </mc:Choice>
-                <mc:Fallback xmlns:w16du="http://schemas.microsoft.com/office/word/2023/wordml/word16du">
+                <mc:Fallback>
                   <w:pict>
                     <v:rect w14:anchorId="52D715C5" id="Rectángulo 33" o:spid="_x0000_s1026" style="position:absolute;margin-left:91.05pt;margin-top:.35pt;width:31pt;height:11.05pt;z-index:251718656;visibility:visible;mso-wrap-style:square;mso-width-percent:0;mso-height-percent:0;mso-wrap-distance-left:9pt;mso-wrap-distance-top:0;mso-wrap-distance-right:9pt;mso-wrap-distance-bottom:0;mso-position-horizontal:absolute;mso-position-horizontal-relative:text;mso-position-vertical:absolute;mso-position-vertical-relative:text;mso-width-percent:0;mso-height-percent:0;mso-width-relative:margin;mso-height-relative:margin;v-text-anchor:middle" o:gfxdata="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" filled="f" strokecolor="black [3213]" strokeweight="1pt"/>
                   </w:pict>
@@ -3146,7 +3203,7 @@
                     </wp:anchor>
                   </w:drawing>
                 </mc:Choice>
-                <mc:Fallback xmlns:w16du="http://schemas.microsoft.com/office/word/2023/wordml/word16du">
+                <mc:Fallback>
                   <w:pict>
                     <v:rect w14:anchorId="50C0D7A6" id="Rectángulo 34" o:spid="_x0000_s1026" style="position:absolute;margin-left:91pt;margin-top:.35pt;width:31pt;height:11.05pt;z-index:251720704;visibility:visible;mso-wrap-style:square;mso-width-percent:0;mso-height-percent:0;mso-wrap-distance-left:9pt;mso-wrap-distance-top:0;mso-wrap-distance-right:9pt;mso-wrap-distance-bottom:0;mso-position-horizontal:absolute;mso-position-horizontal-relative:text;mso-position-vertical:absolute;mso-position-vertical-relative:text;mso-width-percent:0;mso-height-percent:0;mso-width-relative:margin;mso-height-relative:margin;v-text-anchor:middle" o:gfxdata="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" filled="f" strokecolor="black [3213]" strokeweight="1pt"/>
                   </w:pict>
@@ -3288,7 +3345,7 @@
                     </wp:anchor>
                   </w:drawing>
                 </mc:Choice>
-                <mc:Fallback xmlns:w16du="http://schemas.microsoft.com/office/word/2023/wordml/word16du">
+                <mc:Fallback>
                   <w:pict>
                     <v:rect w14:anchorId="6F480B05" id="Rectángulo 36" o:spid="_x0000_s1026" style="position:absolute;margin-left:91pt;margin-top:.35pt;width:31pt;height:11.05pt;z-index:251724800;visibility:visible;mso-wrap-style:square;mso-width-percent:0;mso-height-percent:0;mso-wrap-distance-left:9pt;mso-wrap-distance-top:0;mso-wrap-distance-right:9pt;mso-wrap-distance-bottom:0;mso-position-horizontal:absolute;mso-position-horizontal-relative:text;mso-position-vertical:absolute;mso-position-vertical-relative:text;mso-width-percent:0;mso-height-percent:0;mso-width-relative:margin;mso-height-relative:margin;v-text-anchor:middle" o:gfxdata="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" filled="f" strokecolor="black [3213]" strokeweight="1pt"/>
                   </w:pict>
@@ -3384,7 +3441,7 @@
                     </wp:anchor>
                   </w:drawing>
                 </mc:Choice>
-                <mc:Fallback xmlns:w16du="http://schemas.microsoft.com/office/word/2023/wordml/word16du">
+                <mc:Fallback>
                   <w:pict>
                     <v:rect w14:anchorId="0CDC3817" id="Rectángulo 35" o:spid="_x0000_s1026" style="position:absolute;margin-left:91.05pt;margin-top:.35pt;width:31pt;height:11.05pt;z-index:251722752;visibility:visible;mso-wrap-style:square;mso-width-percent:0;mso-height-percent:0;mso-wrap-distance-left:9pt;mso-wrap-distance-top:0;mso-wrap-distance-right:9pt;mso-wrap-distance-bottom:0;mso-position-horizontal:absolute;mso-position-horizontal-relative:text;mso-position-vertical:absolute;mso-position-vertical-relative:text;mso-width-percent:0;mso-height-percent:0;mso-width-relative:margin;mso-height-relative:margin;v-text-anchor:middle" o:gfxdata="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" filled="f" strokecolor="black [3213]" strokeweight="1pt"/>
                   </w:pict>
@@ -3526,7 +3583,7 @@
                     </wp:anchor>
                   </w:drawing>
                 </mc:Choice>
-                <mc:Fallback xmlns:w16du="http://schemas.microsoft.com/office/word/2023/wordml/word16du">
+                <mc:Fallback>
                   <w:pict>
                     <v:rect w14:anchorId="22BF5D5B" id="Rectángulo 37" o:spid="_x0000_s1026" style="position:absolute;margin-left:91pt;margin-top:.35pt;width:31pt;height:11.05pt;z-index:251726848;visibility:visible;mso-wrap-style:square;mso-width-percent:0;mso-height-percent:0;mso-wrap-distance-left:9pt;mso-wrap-distance-top:0;mso-wrap-distance-right:9pt;mso-wrap-distance-bottom:0;mso-position-horizontal:absolute;mso-position-horizontal-relative:text;mso-position-vertical:absolute;mso-position-vertical-relative:text;mso-width-percent:0;mso-height-percent:0;mso-width-relative:margin;mso-height-relative:margin;v-text-anchor:middle" o:gfxdata="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" filled="f" strokecolor="black [3213]" strokeweight="1pt"/>
                   </w:pict>
@@ -3622,7 +3679,7 @@
                     </wp:anchor>
                   </w:drawing>
                 </mc:Choice>
-                <mc:Fallback xmlns:w16du="http://schemas.microsoft.com/office/word/2023/wordml/word16du">
+                <mc:Fallback>
                   <w:pict>
                     <v:rect w14:anchorId="36A6434A" id="Rectángulo 38" o:spid="_x0000_s1026" style="position:absolute;margin-left:91pt;margin-top:.35pt;width:31pt;height:11.05pt;z-index:251728896;visibility:visible;mso-wrap-style:square;mso-width-percent:0;mso-height-percent:0;mso-wrap-distance-left:9pt;mso-wrap-distance-top:0;mso-wrap-distance-right:9pt;mso-wrap-distance-bottom:0;mso-position-horizontal:absolute;mso-position-horizontal-relative:text;mso-position-vertical:absolute;mso-position-vertical-relative:text;mso-width-percent:0;mso-height-percent:0;mso-width-relative:margin;mso-height-relative:margin;v-text-anchor:middle" o:gfxdata="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" filled="f" strokecolor="black [3213]" strokeweight="1pt"/>
                   </w:pict>
@@ -3764,7 +3821,7 @@
                     </wp:anchor>
                   </w:drawing>
                 </mc:Choice>
-                <mc:Fallback xmlns:w16du="http://schemas.microsoft.com/office/word/2023/wordml/word16du">
+                <mc:Fallback>
                   <w:pict>
                     <v:rect w14:anchorId="4F4C634F" id="Rectángulo 39" o:spid="_x0000_s1026" style="position:absolute;margin-left:91pt;margin-top:.35pt;width:31pt;height:11.05pt;z-index:251730944;visibility:visible;mso-wrap-style:square;mso-width-percent:0;mso-height-percent:0;mso-wrap-distance-left:9pt;mso-wrap-distance-top:0;mso-wrap-distance-right:9pt;mso-wrap-distance-bottom:0;mso-position-horizontal:absolute;mso-position-horizontal-relative:text;mso-position-vertical:absolute;mso-position-vertical-relative:text;mso-width-percent:0;mso-height-percent:0;mso-width-relative:margin;mso-height-relative:margin;v-text-anchor:middle" o:gfxdata="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" filled="f" strokecolor="black [3213]" strokeweight="1pt"/>
                   </w:pict>
@@ -3860,7 +3917,7 @@
                     </wp:anchor>
                   </w:drawing>
                 </mc:Choice>
-                <mc:Fallback xmlns:w16du="http://schemas.microsoft.com/office/word/2023/wordml/word16du">
+                <mc:Fallback>
                   <w:pict>
                     <v:rect w14:anchorId="60F25C56" id="Rectángulo 40" o:spid="_x0000_s1026" style="position:absolute;margin-left:91pt;margin-top:.35pt;width:31pt;height:11.05pt;z-index:251732992;visibility:visible;mso-wrap-style:square;mso-width-percent:0;mso-height-percent:0;mso-wrap-distance-left:9pt;mso-wrap-distance-top:0;mso-wrap-distance-right:9pt;mso-wrap-distance-bottom:0;mso-position-horizontal:absolute;mso-position-horizontal-relative:text;mso-position-vertical:absolute;mso-position-vertical-relative:text;mso-width-percent:0;mso-height-percent:0;mso-width-relative:margin;mso-height-relative:margin;v-text-anchor:middle" o:gfxdata="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" filled="f" strokecolor="black [3213]" strokeweight="1pt"/>
                   </w:pict>
@@ -4081,7 +4138,7 @@
               </wp:anchor>
             </w:drawing>
           </mc:Choice>
-          <mc:Fallback xmlns:w16du="http://schemas.microsoft.com/office/word/2023/wordml/word16du">
+          <mc:Fallback>
             <w:pict>
               <v:rect w14:anchorId="24F0EFFE" id="Rectángulo 4" o:spid="_x0000_s1026" style="position:absolute;margin-left:0;margin-top:.35pt;width:425.35pt;height:11.5pt;z-index:-251617280;visibility:visible;mso-wrap-style:square;mso-height-percent:0;mso-wrap-distance-left:9pt;mso-wrap-distance-top:0;mso-wrap-distance-right:9pt;mso-wrap-distance-bottom:0;mso-position-horizontal:left;mso-position-horizontal-relative:margin;mso-position-vertical:absolute;mso-position-vertical-relative:text;mso-height-percent:0;mso-height-relative:margin;v-text-anchor:middle" o:gfxdata="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" fillcolor="#bfbfbf [2412]" stroked="f" strokeweight="1pt">
                 <w10:wrap anchorx="margin"/>
@@ -5084,7 +5141,7 @@
               </wp:anchor>
             </w:drawing>
           </mc:Choice>
-          <mc:Fallback xmlns:w16du="http://schemas.microsoft.com/office/word/2023/wordml/word16du">
+          <mc:Fallback>
             <w:pict>
               <v:rect w14:anchorId="3A917577" id="Rectángulo 4" o:spid="_x0000_s1026" style="position:absolute;margin-left:0;margin-top:.35pt;width:425.35pt;height:11.5pt;z-index:-251621376;visibility:visible;mso-wrap-style:square;mso-height-percent:0;mso-wrap-distance-left:9pt;mso-wrap-distance-top:0;mso-wrap-distance-right:9pt;mso-wrap-distance-bottom:0;mso-position-horizontal:left;mso-position-horizontal-relative:margin;mso-position-vertical:absolute;mso-position-vertical-relative:text;mso-height-percent:0;mso-height-relative:margin;v-text-anchor:middle" o:gfxdata="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" fillcolor="#bfbfbf [2412]" stroked="f" strokeweight="1pt">
                 <w10:wrap anchorx="margin"/>
@@ -5254,7 +5311,7 @@
               </wp:anchor>
             </w:drawing>
           </mc:Choice>
-          <mc:Fallback xmlns:w16du="http://schemas.microsoft.com/office/word/2023/wordml/word16du">
+          <mc:Fallback>
             <w:pict>
               <v:rect w14:anchorId="462059BE" id="Rectangle 6" o:spid="_x0000_s1026" style="position:absolute;margin-left:319.8pt;margin-top:9.3pt;width:17.9pt;height:13.55pt;z-index:251741184;visibility:visible;mso-wrap-style:square;mso-width-percent:0;mso-height-percent:0;mso-wrap-distance-left:9pt;mso-wrap-distance-top:0;mso-wrap-distance-right:9pt;mso-wrap-distance-bottom:0;mso-position-horizontal:absolute;mso-position-horizontal-relative:text;mso-position-vertical:absolute;mso-position-vertical-relative:text;mso-width-percent:0;mso-height-percent:0;mso-width-relative:page;mso-height-relative:page;v-text-anchor:top" o:gfxdata="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">
                 <v:path arrowok="t"/>
@@ -5333,7 +5390,7 @@
               </wp:anchor>
             </w:drawing>
           </mc:Choice>
-          <mc:Fallback xmlns:w16du="http://schemas.microsoft.com/office/word/2023/wordml/word16du">
+          <mc:Fallback>
             <w:pict>
               <v:rect w14:anchorId="28883ED0" id="Rectangle 6" o:spid="_x0000_s1026" style="position:absolute;margin-left:102.1pt;margin-top:9.3pt;width:17.9pt;height:13.55pt;z-index:251737088;visibility:visible;mso-wrap-style:square;mso-width-percent:0;mso-height-percent:0;mso-wrap-distance-left:9pt;mso-wrap-distance-top:0;mso-wrap-distance-right:9pt;mso-wrap-distance-bottom:0;mso-position-horizontal:absolute;mso-position-horizontal-relative:text;mso-position-vertical:absolute;mso-position-vertical-relative:text;mso-width-percent:0;mso-height-percent:0;mso-width-relative:page;mso-height-relative:page;v-text-anchor:top" o:gfxdata="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">
                 <v:path arrowok="t"/>
@@ -5412,7 +5469,7 @@
               </wp:anchor>
             </w:drawing>
           </mc:Choice>
-          <mc:Fallback xmlns:w16du="http://schemas.microsoft.com/office/word/2023/wordml/word16du">
+          <mc:Fallback>
             <w:pict>
               <v:rect w14:anchorId="35673791" id="Rectangle 6" o:spid="_x0000_s1026" style="position:absolute;margin-left:188.45pt;margin-top:6.4pt;width:17.9pt;height:16.55pt;z-index:251739136;visibility:visible;mso-wrap-style:square;mso-width-percent:0;mso-height-percent:0;mso-wrap-distance-left:9pt;mso-wrap-distance-top:0;mso-wrap-distance-right:9pt;mso-wrap-distance-bottom:0;mso-position-horizontal:absolute;mso-position-horizontal-relative:text;mso-position-vertical:absolute;mso-position-vertical-relative:text;mso-width-percent:0;mso-height-percent:0;mso-width-relative:page;mso-height-relative:page;v-text-anchor:top" o:gfxdata="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">
                 <v:path arrowok="t"/>
@@ -5505,7 +5562,7 @@
               </wp:anchor>
             </w:drawing>
           </mc:Choice>
-          <mc:Fallback xmlns:w16du="http://schemas.microsoft.com/office/word/2023/wordml/word16du">
+          <mc:Fallback>
             <w:pict>
               <v:rect w14:anchorId="058A8E07" id="Rectangle 6" o:spid="_x0000_s1026" style="position:absolute;margin-left:0;margin-top:0;width:17.9pt;height:13.55pt;z-index:251735040;visibility:visible;mso-wrap-style:square;mso-width-percent:0;mso-height-percent:0;mso-wrap-distance-left:9pt;mso-wrap-distance-top:0;mso-wrap-distance-right:9pt;mso-wrap-distance-bottom:0;mso-position-horizontal:absolute;mso-position-horizontal-relative:text;mso-position-vertical:absolute;mso-position-vertical-relative:text;mso-width-percent:0;mso-height-percent:0;mso-width-relative:page;mso-height-relative:page;v-text-anchor:top" o:gfxdata="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">
                 <v:path arrowok="t"/>
@@ -5625,6 +5682,9 @@
                 <w:szCs w:val="18"/>
               </w:rPr>
             </w:pPr>
+            <w:r>
+              <w:t>{cod_bfinal_1}</w:t>
+            </w:r>
           </w:p>
         </w:tc>
       </w:tr>
@@ -5674,6 +5734,9 @@
               </w:rPr>
               <w:t>Apellidos:</w:t>
             </w:r>
+            <w:r>
+              <w:t xml:space="preserve"> {apellidos_1}</w:t>
+            </w:r>
           </w:p>
         </w:tc>
       </w:tr>
@@ -5701,6 +5764,9 @@
               </w:rPr>
               <w:t>Nombres:</w:t>
             </w:r>
+            <w:r>
+              <w:t xml:space="preserve"> {nombres_1}</w:t>
+            </w:r>
           </w:p>
         </w:tc>
       </w:tr>
@@ -5727,6 +5793,9 @@
               </w:rPr>
               <w:t>Fecha de nacimiento:</w:t>
             </w:r>
+            <w:r>
+              <w:t xml:space="preserve"> {fecha_nacimiento_1}</w:t>
+            </w:r>
           </w:p>
         </w:tc>
         <w:tc>
@@ -5747,6 +5816,9 @@
                 <w:lang w:val="es-UY"/>
               </w:rPr>
               <w:t>Lugar de nacimiento:</w:t>
+            </w:r>
+            <w:r>
+              <w:t xml:space="preserve"> {lugar_nacimiento_1}</w:t>
             </w:r>
           </w:p>
         </w:tc>
@@ -5774,6 +5846,9 @@
               </w:rPr>
               <w:t>Tipo de documento:</w:t>
             </w:r>
+            <w:r>
+              <w:t xml:space="preserve"> {tipo_doc_1}</w:t>
+            </w:r>
           </w:p>
         </w:tc>
         <w:tc>
@@ -5794,6 +5869,9 @@
                 <w:lang w:val="es-UY"/>
               </w:rPr>
               <w:t>Número de documento:</w:t>
+            </w:r>
+            <w:r>
+              <w:t xml:space="preserve"> {num_documento_1}</w:t>
             </w:r>
           </w:p>
         </w:tc>
@@ -5821,6 +5899,9 @@
                 <w:lang w:val="es-UY"/>
               </w:rPr>
               <w:t>País de emisión:</w:t>
+            </w:r>
+            <w:r>
+              <w:t xml:space="preserve"> {pais_emision_1}</w:t>
             </w:r>
           </w:p>
         </w:tc>
@@ -5869,6 +5950,9 @@
               </w:rPr>
               <w:t>Estado civil:</w:t>
             </w:r>
+            <w:r>
+              <w:t xml:space="preserve"> {estado_civil_1}</w:t>
+            </w:r>
           </w:p>
         </w:tc>
       </w:tr>
@@ -5896,6 +5980,9 @@
               </w:rPr>
               <w:t>Nombre de cónyuge/concubino:</w:t>
             </w:r>
+            <w:r>
+              <w:t xml:space="preserve"> {conyuge_nombre_1}</w:t>
+            </w:r>
           </w:p>
         </w:tc>
       </w:tr>
@@ -5922,6 +6009,9 @@
               </w:rPr>
               <w:t>Tipo de documento del cónyuge/concubino:</w:t>
             </w:r>
+            <w:r>
+              <w:t xml:space="preserve"> {conyuge_tipo_doc_1}</w:t>
+            </w:r>
           </w:p>
         </w:tc>
         <w:tc>
@@ -5942,6 +6032,9 @@
                 <w:lang w:val="es-UY"/>
               </w:rPr>
               <w:t>Número de documento:</w:t>
+            </w:r>
+            <w:r>
+              <w:t xml:space="preserve"> {conyuge_num_doc_1}</w:t>
             </w:r>
           </w:p>
         </w:tc>
@@ -5990,6 +6083,9 @@
               </w:rPr>
               <w:t>Domicilio:</w:t>
             </w:r>
+            <w:r>
+              <w:t xml:space="preserve"> {domicilio_1}</w:t>
+            </w:r>
           </w:p>
         </w:tc>
       </w:tr>
@@ -6016,6 +6112,9 @@
               </w:rPr>
               <w:t>Ciudad y código postal:</w:t>
             </w:r>
+            <w:r>
+              <w:t xml:space="preserve"> {cp_ciudad_1}</w:t>
+            </w:r>
           </w:p>
         </w:tc>
         <w:tc>
@@ -6036,6 +6135,9 @@
                 <w:lang w:val="es-UY"/>
               </w:rPr>
               <w:t>País:</w:t>
+            </w:r>
+            <w:r>
+              <w:t xml:space="preserve"> {pais_domicilio_1}</w:t>
             </w:r>
           </w:p>
         </w:tc>
@@ -6063,6 +6165,9 @@
               </w:rPr>
               <w:t>Teléfono:</w:t>
             </w:r>
+            <w:r>
+              <w:t xml:space="preserve"> {telefono_1}</w:t>
+            </w:r>
           </w:p>
         </w:tc>
         <w:tc>
@@ -6083,6 +6188,9 @@
                 <w:lang w:val="es-UY"/>
               </w:rPr>
               <w:t>Celular:</w:t>
+            </w:r>
+            <w:r>
+              <w:t xml:space="preserve"> {celular_1}</w:t>
             </w:r>
           </w:p>
         </w:tc>
@@ -6110,6 +6218,9 @@
                 <w:lang w:val="es-UY"/>
               </w:rPr>
               <w:t>E-mail:</w:t>
+            </w:r>
+            <w:r>
+              <w:t xml:space="preserve"> {email_1}</w:t>
             </w:r>
           </w:p>
         </w:tc>
@@ -6156,6 +6267,9 @@
               </w:rPr>
               <w:t>Profesión / oficio / actividad:</w:t>
             </w:r>
+            <w:r>
+              <w:t xml:space="preserve"> {ocupacion_1}</w:t>
+            </w:r>
           </w:p>
         </w:tc>
       </w:tr>
@@ -6180,6 +6294,9 @@
               </w:rPr>
               <w:t>Institución:</w:t>
             </w:r>
+            <w:r>
+              <w:t xml:space="preserve"> {empleador_1}</w:t>
+            </w:r>
           </w:p>
         </w:tc>
       </w:tr>
@@ -6220,6 +6337,9 @@
                 <w:lang w:val="es-UY"/>
               </w:rPr>
               <w:t>:</w:t>
+            </w:r>
+            <w:r>
+              <w:t xml:space="preserve"> {ingresos_1}</w:t>
             </w:r>
           </w:p>
         </w:tc>
@@ -6267,6 +6387,9 @@
               </w:rPr>
               <w:t xml:space="preserve">Cuenta u usuario mensajería electrónica: </w:t>
             </w:r>
+            <w:r>
+              <w:t xml:space="preserve"> {mensajeria_1}</w:t>
+            </w:r>
           </w:p>
         </w:tc>
         <w:tc>
@@ -6287,6 +6410,9 @@
                 <w:lang w:val="es-UY"/>
               </w:rPr>
               <w:t xml:space="preserve">Usuario página web asesor: </w:t>
+            </w:r>
+            <w:r>
+              <w:t xml:space="preserve"> {usuario_web_1}</w:t>
             </w:r>
           </w:p>
         </w:tc>
@@ -6406,7 +6532,7 @@
                   <o:lock v:ext="edit" aspectratio="t"/>
                 </v:shapetype>
                 <v:shape id="_x0000_i1025" type="#_x0000_t75" alt="" style="width:39.75pt;height:22.5pt;mso-width-percent:0;mso-height-percent:0;mso-width-percent:0;mso-height-percent:0">
-                  <v:imagedata r:id="rId11" o:title=""/>
+                  <v:imagedata r:id="rId8" o:title=""/>
                 </v:shape>
               </w:pict>
             </w:r>
@@ -6420,7 +6546,7 @@
               </w:rPr>
               <w:pict w14:anchorId="0D50B5B0">
                 <v:shape id="_x0000_i1026" type="#_x0000_t75" alt="" style="width:30pt;height:22.5pt;mso-width-percent:0;mso-height-percent:0;mso-width-percent:0;mso-height-percent:0">
-                  <v:imagedata r:id="rId12" o:title=""/>
+                  <v:imagedata r:id="rId9" o:title=""/>
                 </v:shape>
               </w:pict>
             </w:r>
@@ -6458,6 +6584,9 @@
               </w:rPr>
               <w:t xml:space="preserve">Cargo Público desempeñado en los últimos cinco años: </w:t>
             </w:r>
+            <w:r>
+              <w:t xml:space="preserve"> {cargo_publico_1}</w:t>
+            </w:r>
           </w:p>
         </w:tc>
       </w:tr>
@@ -6586,6 +6715,9 @@
               </w:rPr>
               <w:t xml:space="preserve">País de residencia fiscal: </w:t>
             </w:r>
+            <w:r>
+              <w:t xml:space="preserve"> {pais_res_fiscal_1}</w:t>
+            </w:r>
           </w:p>
         </w:tc>
       </w:tr>
@@ -6622,6 +6754,9 @@
                 <w:lang w:val="es-UY"/>
               </w:rPr>
               <w:t>:</w:t>
+            </w:r>
+            <w:r>
+              <w:t xml:space="preserve"> {nif_1}</w:t>
             </w:r>
           </w:p>
         </w:tc>
@@ -7021,7 +7156,7 @@
               </wp:anchor>
             </w:drawing>
           </mc:Choice>
-          <mc:Fallback xmlns:w16du="http://schemas.microsoft.com/office/word/2023/wordml/word16du">
+          <mc:Fallback>
             <w:pict>
               <v:line w14:anchorId="1A4283C2" id="Conector recto 12" o:spid="_x0000_s1026" style="position:absolute;z-index:251678720;visibility:visible;mso-wrap-style:square;mso-width-percent:0;mso-wrap-distance-left:9pt;mso-wrap-distance-top:0;mso-wrap-distance-right:9pt;mso-wrap-distance-bottom:0;mso-position-horizontal:absolute;mso-position-horizontal-relative:margin;mso-position-vertical:absolute;mso-position-vertical-relative:text;mso-width-percent:0;mso-width-relative:margin" from="0,12.35pt" to="424.9pt,12.35pt" o:gfxdata="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" strokecolor="black [3200]" strokeweight=".5pt">
                 <v:stroke joinstyle="miter"/>
@@ -7117,7 +7252,7 @@
               </wp:anchor>
             </w:drawing>
           </mc:Choice>
-          <mc:Fallback xmlns:w16du="http://schemas.microsoft.com/office/word/2023/wordml/word16du">
+          <mc:Fallback>
             <w:pict>
               <v:rect w14:anchorId="34247081" id="Rectángulo 13" o:spid="_x0000_s1026" style="position:absolute;margin-left:0;margin-top:.35pt;width:425.35pt;height:11.5pt;z-index:-251635712;visibility:visible;mso-wrap-style:square;mso-height-percent:0;mso-wrap-distance-left:9pt;mso-wrap-distance-top:0;mso-wrap-distance-right:9pt;mso-wrap-distance-bottom:0;mso-position-horizontal:left;mso-position-horizontal-relative:margin;mso-position-vertical:absolute;mso-position-vertical-relative:text;mso-height-percent:0;mso-height-relative:margin;v-text-anchor:middle" o:gfxdata="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" fillcolor="#bfbfbf [2412]" stroked="f" strokeweight="1pt">
                 <w10:wrap anchorx="margin"/>
@@ -7183,7 +7318,7 @@
           <w:sz w:val="20"/>
           <w:szCs w:val="20"/>
         </w:rPr>
-        <w:t xml:space="preserve">GELIENE INTERNATIONAL </w:t>
+        <w:t>GELIENE INTERNATIONAL WEALTH MANAGEMENT (en adelante “GELIENE INTERNATIONAL” o “el Asesor”)</w:t>
       </w:r>
       <w:r>
         <w:rPr>
@@ -7193,36 +7328,6 @@
           <w:sz w:val="20"/>
           <w:szCs w:val="20"/>
         </w:rPr>
-        <w:t>WEALTH MANAGEMENT (en adelante “</w:t>
-      </w:r>
-      <w:r>
-        <w:rPr>
-          <w:rFonts w:cstheme="minorHAnsi"/>
-          <w:b/>
-          <w:bCs/>
-          <w:sz w:val="20"/>
-          <w:szCs w:val="20"/>
-        </w:rPr>
-        <w:t>GELIENE INTERNATIONAL</w:t>
-      </w:r>
-      <w:r>
-        <w:rPr>
-          <w:rFonts w:cstheme="minorHAnsi"/>
-          <w:b/>
-          <w:bCs/>
-          <w:sz w:val="20"/>
-          <w:szCs w:val="20"/>
-        </w:rPr>
-        <w:t>” o “el Asesor”)</w:t>
-      </w:r>
-      <w:r>
-        <w:rPr>
-          <w:rFonts w:cstheme="minorHAnsi"/>
-          <w:b/>
-          <w:bCs/>
-          <w:sz w:val="20"/>
-          <w:szCs w:val="20"/>
-        </w:rPr>
         <w:t xml:space="preserve"> </w:t>
       </w:r>
       <w:r>
@@ -7249,7 +7354,7 @@
           <w:sz w:val="20"/>
           <w:szCs w:val="20"/>
         </w:rPr>
-        <w:t>8</w:t>
+        <w:t>6</w:t>
       </w:r>
       <w:r>
         <w:rPr>
@@ -7267,7 +7372,7 @@
           <w:sz w:val="20"/>
           <w:szCs w:val="20"/>
         </w:rPr>
-        <w:t>151</w:t>
+        <w:t>227</w:t>
       </w:r>
       <w:r>
         <w:rPr>
@@ -7315,7 +7420,17 @@
           <w:sz w:val="20"/>
           <w:szCs w:val="20"/>
         </w:rPr>
-        <w:t xml:space="preserve">GELIENE INTERNATIONAL </w:t>
+        <w:t>GELIENE INTERNATIONAL</w:t>
+      </w:r>
+      <w:r>
+        <w:rPr>
+          <w:rFonts w:cstheme="minorHAnsi"/>
+          <w:b/>
+          <w:bCs/>
+          <w:sz w:val="20"/>
+          <w:szCs w:val="20"/>
+        </w:rPr>
+        <w:t xml:space="preserve"> </w:t>
       </w:r>
       <w:r>
         <w:rPr>
@@ -7413,7 +7528,17 @@
           <w:sz w:val="20"/>
           <w:szCs w:val="20"/>
         </w:rPr>
-        <w:t xml:space="preserve">GELIENE INTERNATIONAL </w:t>
+        <w:t>GELIENE INTERNATIONAL</w:t>
+      </w:r>
+      <w:r>
+        <w:rPr>
+          <w:rFonts w:cstheme="minorHAnsi"/>
+          <w:b/>
+          <w:bCs/>
+          <w:sz w:val="20"/>
+          <w:szCs w:val="20"/>
+        </w:rPr>
+        <w:t xml:space="preserve"> </w:t>
       </w:r>
       <w:r>
         <w:rPr>
@@ -7453,7 +7578,17 @@
           <w:sz w:val="20"/>
           <w:szCs w:val="20"/>
         </w:rPr>
-        <w:t xml:space="preserve">GELIENE INTERNATIONAL </w:t>
+        <w:t>GELIENE INTERNATIONAL</w:t>
+      </w:r>
+      <w:r>
+        <w:rPr>
+          <w:rFonts w:cstheme="minorHAnsi"/>
+          <w:b/>
+          <w:bCs/>
+          <w:sz w:val="20"/>
+          <w:szCs w:val="20"/>
+        </w:rPr>
+        <w:t xml:space="preserve"> </w:t>
       </w:r>
       <w:r>
         <w:rPr>
@@ -7613,15 +7748,15 @@
           <w:sz w:val="20"/>
           <w:szCs w:val="20"/>
         </w:rPr>
-        <w:t xml:space="preserve">GELIENE INTERNATIONAL. </w:t>
-      </w:r>
-      <w:r>
-        <w:rPr>
-          <w:rFonts w:cstheme="minorHAnsi"/>
-          <w:sz w:val="20"/>
-          <w:szCs w:val="20"/>
-        </w:rPr>
-        <w:t>Estos provienen de la entidad referenciada y se rigen por las normas vigentes en su jurisdicción y no por las normas de la República Oriental del Uruguay.</w:t>
+        <w:t>GELIENE INTERNATIONAL</w:t>
+      </w:r>
+      <w:r>
+        <w:rPr>
+          <w:rFonts w:cstheme="minorHAnsi"/>
+          <w:sz w:val="20"/>
+          <w:szCs w:val="20"/>
+        </w:rPr>
+        <w:t>. Estos provienen de la entidad referenciada y se rigen por las normas vigentes en su jurisdicción y no por las normas de la República Oriental del Uruguay.</w:t>
       </w:r>
     </w:p>
     <w:p>
@@ -7663,7 +7798,17 @@
           <w:sz w:val="20"/>
           <w:szCs w:val="20"/>
         </w:rPr>
-        <w:t xml:space="preserve">GELIENE INTERNATIONAL </w:t>
+        <w:t>GELIENE INTERNATIONAL</w:t>
+      </w:r>
+      <w:r>
+        <w:rPr>
+          <w:rFonts w:cstheme="minorHAnsi"/>
+          <w:b/>
+          <w:bCs/>
+          <w:sz w:val="20"/>
+          <w:szCs w:val="20"/>
+        </w:rPr>
+        <w:t xml:space="preserve"> </w:t>
       </w:r>
       <w:r>
         <w:rPr>
@@ -7735,7 +7880,17 @@
           <w:sz w:val="20"/>
           <w:szCs w:val="20"/>
         </w:rPr>
-        <w:t xml:space="preserve">GELIENE INTERNATIONAL </w:t>
+        <w:t>GELIENE INTERNATIONAL</w:t>
+      </w:r>
+      <w:r>
+        <w:rPr>
+          <w:rFonts w:cstheme="minorHAnsi"/>
+          <w:b/>
+          <w:bCs/>
+          <w:sz w:val="20"/>
+          <w:szCs w:val="20"/>
+        </w:rPr>
+        <w:t xml:space="preserve"> </w:t>
       </w:r>
       <w:r>
         <w:rPr>
@@ -7775,7 +7930,17 @@
           <w:sz w:val="20"/>
           <w:szCs w:val="20"/>
         </w:rPr>
-        <w:t xml:space="preserve">GELIENE INTERNATIONAL </w:t>
+        <w:t>GELIENE INTERNATIONAL</w:t>
+      </w:r>
+      <w:r>
+        <w:rPr>
+          <w:rFonts w:cstheme="minorHAnsi"/>
+          <w:b/>
+          <w:bCs/>
+          <w:sz w:val="20"/>
+          <w:szCs w:val="20"/>
+        </w:rPr>
+        <w:t xml:space="preserve"> </w:t>
       </w:r>
       <w:r>
         <w:rPr>
@@ -7793,15 +7958,15 @@
           <w:sz w:val="20"/>
           <w:szCs w:val="20"/>
         </w:rPr>
-        <w:t xml:space="preserve">GELIENE INTERNATIONAL </w:t>
-      </w:r>
-      <w:r>
-        <w:rPr>
-          <w:rFonts w:cstheme="minorHAnsi"/>
-          <w:sz w:val="20"/>
-          <w:szCs w:val="20"/>
-        </w:rPr>
-        <w:t>queda supeditado al extracto de cuenta emitido por el banco o entidad depositaria escogida por el Cliente.</w:t>
+        <w:t>GELIENE INTERNATIONAL</w:t>
+      </w:r>
+      <w:r>
+        <w:rPr>
+          <w:rFonts w:cstheme="minorHAnsi"/>
+          <w:sz w:val="20"/>
+          <w:szCs w:val="20"/>
+        </w:rPr>
+        <w:t xml:space="preserve"> queda supeditado al extracto de cuenta emitido por el banco o entidad depositaria escogida por el Cliente.</w:t>
       </w:r>
     </w:p>
     <w:p>
@@ -7929,7 +8094,17 @@
           <w:sz w:val="20"/>
           <w:szCs w:val="20"/>
         </w:rPr>
-        <w:t xml:space="preserve">GELIENE INTERNATIONAL </w:t>
+        <w:t>GELIENE INTERNATIONAL</w:t>
+      </w:r>
+      <w:r>
+        <w:rPr>
+          <w:rFonts w:cstheme="minorHAnsi"/>
+          <w:b/>
+          <w:bCs/>
+          <w:sz w:val="20"/>
+          <w:szCs w:val="20"/>
+        </w:rPr>
+        <w:t xml:space="preserve"> </w:t>
       </w:r>
       <w:r>
         <w:rPr>
@@ -7977,8 +8152,17 @@
           <w:sz w:val="20"/>
           <w:szCs w:val="20"/>
         </w:rPr>
-        <w:lastRenderedPageBreak/>
-        <w:t xml:space="preserve">GELIENE INTERNATIONAL </w:t>
+        <w:t>GELIENE INTERNATIONAL</w:t>
+      </w:r>
+      <w:r>
+        <w:rPr>
+          <w:rFonts w:cstheme="minorHAnsi"/>
+          <w:b/>
+          <w:bCs/>
+          <w:sz w:val="20"/>
+          <w:szCs w:val="20"/>
+        </w:rPr>
+        <w:t xml:space="preserve"> </w:t>
       </w:r>
       <w:r>
         <w:rPr>
@@ -8010,6 +8194,7 @@
           <w:sz w:val="20"/>
           <w:szCs w:val="20"/>
         </w:rPr>
+        <w:lastRenderedPageBreak/>
         <w:t xml:space="preserve">11. Modificaciones. </w:t>
       </w:r>
       <w:r>
@@ -8020,7 +8205,17 @@
           <w:sz w:val="20"/>
           <w:szCs w:val="20"/>
         </w:rPr>
-        <w:t xml:space="preserve">GELIENE INTERNATIONAL </w:t>
+        <w:t>GELIENE INTERNATIONAL</w:t>
+      </w:r>
+      <w:r>
+        <w:rPr>
+          <w:rFonts w:cstheme="minorHAnsi"/>
+          <w:b/>
+          <w:bCs/>
+          <w:sz w:val="20"/>
+          <w:szCs w:val="20"/>
+        </w:rPr>
+        <w:t xml:space="preserve"> </w:t>
       </w:r>
       <w:r>
         <w:rPr>
@@ -8102,7 +8297,17 @@
           <w:sz w:val="20"/>
           <w:szCs w:val="20"/>
         </w:rPr>
-        <w:t xml:space="preserve">GELIENE INTERNATIONAL </w:t>
+        <w:t>GELIENE INTERNATIONAL</w:t>
+      </w:r>
+      <w:r>
+        <w:rPr>
+          <w:rFonts w:cstheme="minorHAnsi"/>
+          <w:b/>
+          <w:bCs/>
+          <w:sz w:val="20"/>
+          <w:szCs w:val="20"/>
+        </w:rPr>
+        <w:t xml:space="preserve"> </w:t>
       </w:r>
       <w:r>
         <w:rPr>
@@ -8144,7 +8349,17 @@
           <w:sz w:val="20"/>
           <w:szCs w:val="20"/>
         </w:rPr>
-        <w:t xml:space="preserve">GELIENE INTERNATIONAL </w:t>
+        <w:t>GELIENE INTERNATIONAL</w:t>
+      </w:r>
+      <w:r>
+        <w:rPr>
+          <w:rFonts w:cstheme="minorHAnsi"/>
+          <w:b/>
+          <w:bCs/>
+          <w:sz w:val="20"/>
+          <w:szCs w:val="20"/>
+        </w:rPr>
+        <w:t xml:space="preserve"> </w:t>
       </w:r>
       <w:r>
         <w:rPr>
@@ -8162,7 +8377,17 @@
           <w:sz w:val="20"/>
           <w:szCs w:val="20"/>
         </w:rPr>
-        <w:t xml:space="preserve">GELIENE INTERNATIONAL </w:t>
+        <w:t>GELIENE INTERNATIONAL</w:t>
+      </w:r>
+      <w:r>
+        <w:rPr>
+          <w:rFonts w:cstheme="minorHAnsi"/>
+          <w:b/>
+          <w:bCs/>
+          <w:sz w:val="20"/>
+          <w:szCs w:val="20"/>
+        </w:rPr>
+        <w:t xml:space="preserve"> </w:t>
       </w:r>
       <w:r>
         <w:rPr>
@@ -8418,7 +8643,6 @@
           <w:rFonts w:cstheme="minorHAnsi"/>
           <w:noProof/>
         </w:rPr>
-        <w:lastRenderedPageBreak/>
         <mc:AlternateContent>
           <mc:Choice Requires="wps">
             <w:drawing>
@@ -8472,7 +8696,7 @@
               </wp:anchor>
             </w:drawing>
           </mc:Choice>
-          <mc:Fallback xmlns:w16du="http://schemas.microsoft.com/office/word/2023/wordml/word16du">
+          <mc:Fallback>
             <w:pict>
               <v:line w14:anchorId="6906BB7F" id="Conector recto 15" o:spid="_x0000_s1026" style="position:absolute;z-index:251682816;visibility:visible;mso-wrap-style:square;mso-width-percent:0;mso-wrap-distance-left:9pt;mso-wrap-distance-top:0;mso-wrap-distance-right:9pt;mso-wrap-distance-bottom:0;mso-position-horizontal:absolute;mso-position-horizontal-relative:margin;mso-position-vertical:absolute;mso-position-vertical-relative:text;mso-width-percent:0;mso-width-relative:margin" from="0,.5pt" to="424.9pt,.5pt" o:gfxdata="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" strokecolor="black [3200]" strokeweight=".5pt">
                 <v:stroke joinstyle="miter"/>
@@ -8514,6 +8738,7 @@
           <w:sz w:val="20"/>
           <w:szCs w:val="20"/>
         </w:rPr>
+        <w:lastRenderedPageBreak/>
         <mc:AlternateContent>
           <mc:Choice Requires="wps">
             <w:drawing>
@@ -8582,7 +8807,7 @@
               </wp:anchor>
             </w:drawing>
           </mc:Choice>
-          <mc:Fallback xmlns:w16du="http://schemas.microsoft.com/office/word/2023/wordml/word16du">
+          <mc:Fallback>
             <w:pict>
               <v:rect w14:anchorId="777F0B0B" id="Rectángulo 16" o:spid="_x0000_s1026" style="position:absolute;margin-left:0;margin-top:.35pt;width:425.35pt;height:11.5pt;z-index:-251631616;visibility:visible;mso-wrap-style:square;mso-height-percent:0;mso-wrap-distance-left:9pt;mso-wrap-distance-top:0;mso-wrap-distance-right:9pt;mso-wrap-distance-bottom:0;mso-position-horizontal:left;mso-position-horizontal-relative:margin;mso-position-vertical:absolute;mso-position-vertical-relative:text;mso-height-percent:0;mso-height-relative:margin;v-text-anchor:middle" o:gfxdata="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" fillcolor="#bfbfbf [2412]" stroked="f" strokeweight="1pt">
                 <w10:wrap anchorx="margin"/>
@@ -8847,7 +9072,7 @@
               </wp:anchor>
             </w:drawing>
           </mc:Choice>
-          <mc:Fallback xmlns:w16du="http://schemas.microsoft.com/office/word/2023/wordml/word16du">
+          <mc:Fallback>
             <w:pict>
               <v:rect w14:anchorId="235D4300" id="Rectángulo 17" o:spid="_x0000_s1026" style="position:absolute;margin-left:0;margin-top:.35pt;width:425.35pt;height:11.5pt;z-index:-251629568;visibility:visible;mso-wrap-style:square;mso-height-percent:0;mso-wrap-distance-left:9pt;mso-wrap-distance-top:0;mso-wrap-distance-right:9pt;mso-wrap-distance-bottom:0;mso-position-horizontal:left;mso-position-horizontal-relative:margin;mso-position-vertical:absolute;mso-position-vertical-relative:text;mso-height-percent:0;mso-height-relative:margin;v-text-anchor:middle" o:gfxdata="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" fillcolor="#bfbfbf [2412]" stroked="f" strokeweight="1pt">
                 <w10:wrap anchorx="margin"/>
@@ -9227,7 +9452,7 @@
               </wp:anchor>
             </w:drawing>
           </mc:Choice>
-          <mc:Fallback xmlns:w16du="http://schemas.microsoft.com/office/word/2023/wordml/word16du">
+          <mc:Fallback>
             <w:pict>
               <v:line w14:anchorId="2BAC770C" id="Conector recto 21" o:spid="_x0000_s1026" style="position:absolute;flip:x;z-index:251691008;visibility:visible;mso-wrap-style:square;mso-wrap-distance-left:9pt;mso-wrap-distance-top:0;mso-wrap-distance-right:9pt;mso-wrap-distance-bottom:0;mso-position-horizontal:absolute;mso-position-horizontal-relative:text;mso-position-vertical:absolute;mso-position-vertical-relative:text" from="307.2pt,10.85pt" to="339.45pt,10.85pt" o:gfxdata="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" strokecolor="black [3200]" strokeweight=".5pt">
                 <v:stroke joinstyle="miter"/>
@@ -9293,7 +9518,7 @@
               </wp:anchor>
             </w:drawing>
           </mc:Choice>
-          <mc:Fallback xmlns:w16du="http://schemas.microsoft.com/office/word/2023/wordml/word16du">
+          <mc:Fallback>
             <w:pict>
               <v:line w14:anchorId="6F3789CC" id="Conector recto 20" o:spid="_x0000_s1026" style="position:absolute;z-index:251689984;visibility:visible;mso-wrap-style:square;mso-wrap-distance-left:9pt;mso-wrap-distance-top:0;mso-wrap-distance-right:9pt;mso-wrap-distance-bottom:0;mso-position-horizontal:absolute;mso-position-horizontal-relative:text;mso-position-vertical:absolute;mso-position-vertical-relative:text" from="224.6pt,10.85pt" to="290.4pt,10.85pt" o:gfxdata="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" strokecolor="black [3200]" strokeweight=".5pt">
                 <v:stroke joinstyle="miter"/>
@@ -9359,7 +9584,7 @@
               </wp:anchor>
             </w:drawing>
           </mc:Choice>
-          <mc:Fallback xmlns:w16du="http://schemas.microsoft.com/office/word/2023/wordml/word16du">
+          <mc:Fallback>
             <w:pict>
               <v:line w14:anchorId="56F9D688" id="Conector recto 19" o:spid="_x0000_s1026" style="position:absolute;z-index:251688960;visibility:visible;mso-wrap-style:square;mso-wrap-distance-left:9pt;mso-wrap-distance-top:0;mso-wrap-distance-right:9pt;mso-wrap-distance-bottom:0;mso-position-horizontal:absolute;mso-position-horizontal-relative:text;mso-position-vertical:absolute;mso-position-vertical-relative:text" from="180.4pt,11.3pt" to="210pt,11.3pt" o:gfxdata="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" strokecolor="black [3200]" strokeweight=".5pt">
                 <v:stroke joinstyle="miter"/>
@@ -9425,7 +9650,7 @@
               </wp:anchor>
             </w:drawing>
           </mc:Choice>
-          <mc:Fallback xmlns:w16du="http://schemas.microsoft.com/office/word/2023/wordml/word16du">
+          <mc:Fallback>
             <w:pict>
               <v:line w14:anchorId="006B079B" id="Conector recto 18" o:spid="_x0000_s1026" style="position:absolute;z-index:251687936;visibility:visible;mso-wrap-style:square;mso-wrap-distance-left:9pt;mso-wrap-distance-top:0;mso-wrap-distance-right:9pt;mso-wrap-distance-bottom:0;mso-position-horizontal:absolute;mso-position-horizontal-relative:text;mso-position-vertical:absolute;mso-position-vertical-relative:text" from="65.15pt,10.85pt" to="174.25pt,10.85pt" o:gfxdata="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" strokecolor="black [3200]" strokeweight=".5pt">
                 <v:stroke joinstyle="miter"/>
@@ -9548,7 +9773,7 @@
               </wp:anchor>
             </w:drawing>
           </mc:Choice>
-          <mc:Fallback xmlns:w16du="http://schemas.microsoft.com/office/word/2023/wordml/word16du">
+          <mc:Fallback>
             <w:pict>
               <v:line w14:anchorId="38F7757A" id="Conector recto 22" o:spid="_x0000_s1026" style="position:absolute;z-index:251693056;visibility:visible;mso-wrap-style:square;mso-width-percent:0;mso-wrap-distance-left:9pt;mso-wrap-distance-top:0;mso-wrap-distance-right:9pt;mso-wrap-distance-bottom:0;mso-position-horizontal:absolute;mso-position-horizontal-relative:margin;mso-position-vertical:absolute;mso-position-vertical-relative:text;mso-width-percent:0;mso-width-relative:margin" from="0,11.8pt" to="424.9pt,11.8pt" o:gfxdata="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" strokecolor="black [3200]" strokeweight=".5pt">
                 <v:stroke joinstyle="miter"/>
@@ -10748,8 +10973,8 @@
       </w:pPr>
     </w:p>
     <w:sectPr>
-      <w:headerReference w:type="default" r:id="rId13"/>
-      <w:headerReference w:type="first" r:id="rId14"/>
+      <w:headerReference w:type="default" r:id="rId10"/>
+      <w:headerReference w:type="first" r:id="rId11"/>
       <w:pgSz w:w="11906" w:h="16838"/>
       <w:pgMar w:top="1417" w:right="1701" w:bottom="1417" w:left="1701" w:header="708" w:footer="708" w:gutter="0"/>
       <w:pgBorders w:offsetFrom="page">
@@ -10767,7 +10992,7 @@
 </file>
 
 <file path=word/endnotes.xml><?xml version="1.0" encoding="utf-8"?>
-<w:endnotes xmlns:wpc="http://schemas.microsoft.com/office/word/2010/wordprocessingCanvas" xmlns:cx="http://schemas.microsoft.com/office/drawing/2014/chartex" xmlns:cx1="http://schemas.microsoft.com/office/drawing/2015/9/8/chartex" xmlns:cx2="http://schemas.microsoft.com/office/drawing/2015/10/21/chartex" xmlns:cx3="http://schemas.microsoft.com/office/drawing/2016/5/9/chartex" xmlns:cx4="http://schemas.microsoft.com/office/drawing/2016/5/10/chartex" xmlns:cx5="http://schemas.microsoft.com/office/drawing/2016/5/11/chartex" xmlns:cx6="http://schemas.microsoft.com/office/drawing/2016/5/12/chartex" xmlns:cx7="http://schemas.microsoft.com/office/drawing/2016/5/13/chartex" xmlns:cx8="http://schemas.microsoft.com/office/drawing/2016/5/14/chartex" xmlns:mc="http://schemas.openxmlformats.org/markup-compatibility/2006" xmlns:aink="http://schemas.microsoft.com/office/drawing/2016/ink" xmlns:am3d="http://schemas.microsoft.com/office/drawing/2017/model3d" xmlns:o="urn:schemas-microsoft-com:office:office" xmlns:oel="http://schemas.microsoft.com/office/2019/extlst" xmlns:r="http://schemas.openxmlformats.org/officeDocument/2006/relationships" xmlns:m="http://schemas.openxmlformats.org/officeDocument/2006/math" xmlns:v="urn:schemas-microsoft-com:vml" xmlns:wp14="http://schemas.microsoft.com/office/word/2010/wordprocessingDrawing" xmlns:wp="http://schemas.openxmlformats.org/drawingml/2006/wordprocessingDrawing" xmlns:w10="urn:schemas-microsoft-com:office:word" xmlns:w="http://schemas.openxmlformats.org/wordprocessingml/2006/main" xmlns:w14="http://schemas.microsoft.com/office/word/2010/wordml" xmlns:w15="http://schemas.microsoft.com/office/word/2012/wordml" xmlns:w16cex="http://schemas.microsoft.com/office/word/2018/wordml/cex" xmlns:w16cid="http://schemas.microsoft.com/office/word/2016/wordml/cid" xmlns:w16="http://schemas.microsoft.com/office/word/2018/wordml" xmlns:w16sdtdh="http://schemas.microsoft.com/office/word/2020/wordml/sdtdatahash" xmlns:w16se="http://schemas.microsoft.com/office/word/2015/wordml/symex" xmlns:wpg="http://schemas.microsoft.com/office/word/2010/wordprocessingGroup" xmlns:wpi="http://schemas.microsoft.com/office/word/2010/wordprocessingInk" xmlns:wne="http://schemas.microsoft.com/office/word/2006/wordml" xmlns:wps="http://schemas.microsoft.com/office/word/2010/wordprocessingShape" mc:Ignorable="w14 w15 w16se w16cid w16 w16cex w16sdtdh wp14">
+<w:endnotes xmlns:wpc="http://schemas.microsoft.com/office/word/2010/wordprocessingCanvas" xmlns:cx="http://schemas.microsoft.com/office/drawing/2014/chartex" xmlns:cx1="http://schemas.microsoft.com/office/drawing/2015/9/8/chartex" xmlns:cx2="http://schemas.microsoft.com/office/drawing/2015/10/21/chartex" xmlns:cx3="http://schemas.microsoft.com/office/drawing/2016/5/9/chartex" xmlns:cx4="http://schemas.microsoft.com/office/drawing/2016/5/10/chartex" xmlns:cx5="http://schemas.microsoft.com/office/drawing/2016/5/11/chartex" xmlns:cx6="http://schemas.microsoft.com/office/drawing/2016/5/12/chartex" xmlns:cx7="http://schemas.microsoft.com/office/drawing/2016/5/13/chartex" xmlns:cx8="http://schemas.microsoft.com/office/drawing/2016/5/14/chartex" xmlns:mc="http://schemas.openxmlformats.org/markup-compatibility/2006" xmlns:aink="http://schemas.microsoft.com/office/drawing/2016/ink" xmlns:am3d="http://schemas.microsoft.com/office/drawing/2017/model3d" xmlns:o="urn:schemas-microsoft-com:office:office" xmlns:oel="http://schemas.microsoft.com/office/2019/extlst" xmlns:r="http://schemas.openxmlformats.org/officeDocument/2006/relationships" xmlns:m="http://schemas.openxmlformats.org/officeDocument/2006/math" xmlns:v="urn:schemas-microsoft-com:vml" xmlns:wp14="http://schemas.microsoft.com/office/word/2010/wordprocessingDrawing" xmlns:wp="http://schemas.openxmlformats.org/drawingml/2006/wordprocessingDrawing" xmlns:w10="urn:schemas-microsoft-com:office:word" xmlns:w="http://schemas.openxmlformats.org/wordprocessingml/2006/main" xmlns:w14="http://schemas.microsoft.com/office/word/2010/wordml" xmlns:w15="http://schemas.microsoft.com/office/word/2012/wordml" xmlns:w16cex="http://schemas.microsoft.com/office/word/2018/wordml/cex" xmlns:w16cid="http://schemas.microsoft.com/office/word/2016/wordml/cid" xmlns:w16="http://schemas.microsoft.com/office/word/2018/wordml" xmlns:w16du="http://schemas.microsoft.com/office/word/2023/wordml/word16du" xmlns:w16sdtdh="http://schemas.microsoft.com/office/word/2020/wordml/sdtdatahash" xmlns:w16se="http://schemas.microsoft.com/office/word/2015/wordml/symex" xmlns:wpg="http://schemas.microsoft.com/office/word/2010/wordprocessingGroup" xmlns:wpi="http://schemas.microsoft.com/office/word/2010/wordprocessingInk" xmlns:wne="http://schemas.microsoft.com/office/word/2006/wordml" xmlns:wps="http://schemas.microsoft.com/office/word/2010/wordprocessingShape" mc:Ignorable="w14 w15 w16se w16cid w16 w16cex w16sdtdh wp14">
   <w:endnote w:type="separator" w:id="-1">
     <w:p>
       <w:pPr>
@@ -10792,7 +11017,7 @@
 </file>
 
 <file path=word/footnotes.xml><?xml version="1.0" encoding="utf-8"?>
-<w:footnotes xmlns:wpc="http://schemas.microsoft.com/office/word/2010/wordprocessingCanvas" xmlns:cx="http://schemas.microsoft.com/office/drawing/2014/chartex" xmlns:cx1="http://schemas.microsoft.com/office/drawing/2015/9/8/chartex" xmlns:cx2="http://schemas.microsoft.com/office/drawing/2015/10/21/chartex" xmlns:cx3="http://schemas.microsoft.com/office/drawing/2016/5/9/chartex" xmlns:cx4="http://schemas.microsoft.com/office/drawing/2016/5/10/chartex" xmlns:cx5="http://schemas.microsoft.com/office/drawing/2016/5/11/chartex" xmlns:cx6="http://schemas.microsoft.com/office/drawing/2016/5/12/chartex" xmlns:cx7="http://schemas.microsoft.com/office/drawing/2016/5/13/chartex" xmlns:cx8="http://schemas.microsoft.com/office/drawing/2016/5/14/chartex" xmlns:mc="http://schemas.openxmlformats.org/markup-compatibility/2006" xmlns:aink="http://schemas.microsoft.com/office/drawing/2016/ink" xmlns:am3d="http://schemas.microsoft.com/office/drawing/2017/model3d" xmlns:o="urn:schemas-microsoft-com:office:office" xmlns:oel="http://schemas.microsoft.com/office/2019/extlst" xmlns:r="http://schemas.openxmlformats.org/officeDocument/2006/relationships" xmlns:m="http://schemas.openxmlformats.org/officeDocument/2006/math" xmlns:v="urn:schemas-microsoft-com:vml" xmlns:wp14="http://schemas.microsoft.com/office/word/2010/wordprocessingDrawing" xmlns:wp="http://schemas.openxmlformats.org/drawingml/2006/wordprocessingDrawing" xmlns:w10="urn:schemas-microsoft-com:office:word" xmlns:w="http://schemas.openxmlformats.org/wordprocessingml/2006/main" xmlns:w14="http://schemas.microsoft.com/office/word/2010/wordml" xmlns:w15="http://schemas.microsoft.com/office/word/2012/wordml" xmlns:w16cex="http://schemas.microsoft.com/office/word/2018/wordml/cex" xmlns:w16cid="http://schemas.microsoft.com/office/word/2016/wordml/cid" xmlns:w16="http://schemas.microsoft.com/office/word/2018/wordml" xmlns:w16sdtdh="http://schemas.microsoft.com/office/word/2020/wordml/sdtdatahash" xmlns:w16se="http://schemas.microsoft.com/office/word/2015/wordml/symex" xmlns:wpg="http://schemas.microsoft.com/office/word/2010/wordprocessingGroup" xmlns:wpi="http://schemas.microsoft.com/office/word/2010/wordprocessingInk" xmlns:wne="http://schemas.microsoft.com/office/word/2006/wordml" xmlns:wps="http://schemas.microsoft.com/office/word/2010/wordprocessingShape" mc:Ignorable="w14 w15 w16se w16cid w16 w16cex w16sdtdh wp14">
+<w:footnotes xmlns:wpc="http://schemas.microsoft.com/office/word/2010/wordprocessingCanvas" xmlns:cx="http://schemas.microsoft.com/office/drawing/2014/chartex" xmlns:cx1="http://schemas.microsoft.com/office/drawing/2015/9/8/chartex" xmlns:cx2="http://schemas.microsoft.com/office/drawing/2015/10/21/chartex" xmlns:cx3="http://schemas.microsoft.com/office/drawing/2016/5/9/chartex" xmlns:cx4="http://schemas.microsoft.com/office/drawing/2016/5/10/chartex" xmlns:cx5="http://schemas.microsoft.com/office/drawing/2016/5/11/chartex" xmlns:cx6="http://schemas.microsoft.com/office/drawing/2016/5/12/chartex" xmlns:cx7="http://schemas.microsoft.com/office/drawing/2016/5/13/chartex" xmlns:cx8="http://schemas.microsoft.com/office/drawing/2016/5/14/chartex" xmlns:mc="http://schemas.openxmlformats.org/markup-compatibility/2006" xmlns:aink="http://schemas.microsoft.com/office/drawing/2016/ink" xmlns:am3d="http://schemas.microsoft.com/office/drawing/2017/model3d" xmlns:o="urn:schemas-microsoft-com:office:office" xmlns:oel="http://schemas.microsoft.com/office/2019/extlst" xmlns:r="http://schemas.openxmlformats.org/officeDocument/2006/relationships" xmlns:m="http://schemas.openxmlformats.org/officeDocument/2006/math" xmlns:v="urn:schemas-microsoft-com:vml" xmlns:wp14="http://schemas.microsoft.com/office/word/2010/wordprocessingDrawing" xmlns:wp="http://schemas.openxmlformats.org/drawingml/2006/wordprocessingDrawing" xmlns:w10="urn:schemas-microsoft-com:office:word" xmlns:w="http://schemas.openxmlformats.org/wordprocessingml/2006/main" xmlns:w14="http://schemas.microsoft.com/office/word/2010/wordml" xmlns:w15="http://schemas.microsoft.com/office/word/2012/wordml" xmlns:w16cex="http://schemas.microsoft.com/office/word/2018/wordml/cex" xmlns:w16cid="http://schemas.microsoft.com/office/word/2016/wordml/cid" xmlns:w16="http://schemas.microsoft.com/office/word/2018/wordml" xmlns:w16du="http://schemas.microsoft.com/office/word/2023/wordml/word16du" xmlns:w16sdtdh="http://schemas.microsoft.com/office/word/2020/wordml/sdtdatahash" xmlns:w16se="http://schemas.microsoft.com/office/word/2015/wordml/symex" xmlns:wpg="http://schemas.microsoft.com/office/word/2010/wordprocessingGroup" xmlns:wpi="http://schemas.microsoft.com/office/word/2010/wordprocessingInk" xmlns:wne="http://schemas.microsoft.com/office/word/2006/wordml" xmlns:wps="http://schemas.microsoft.com/office/word/2010/wordprocessingShape" mc:Ignorable="w14 w15 w16se w16cid w16 w16cex w16sdtdh wp14">
   <w:footnote w:type="separator" w:id="-1">
     <w:p>
       <w:pPr>
@@ -10817,7 +11042,7 @@
 </file>
 
 <file path=word/header1.xml><?xml version="1.0" encoding="utf-8"?>
-<w:hdr xmlns:wpc="http://schemas.microsoft.com/office/word/2010/wordprocessingCanvas" xmlns:cx="http://schemas.microsoft.com/office/drawing/2014/chartex" xmlns:cx1="http://schemas.microsoft.com/office/drawing/2015/9/8/chartex" xmlns:cx2="http://schemas.microsoft.com/office/drawing/2015/10/21/chartex" xmlns:cx3="http://schemas.microsoft.com/office/drawing/2016/5/9/chartex" xmlns:cx4="http://schemas.microsoft.com/office/drawing/2016/5/10/chartex" xmlns:cx5="http://schemas.microsoft.com/office/drawing/2016/5/11/chartex" xmlns:cx6="http://schemas.microsoft.com/office/drawing/2016/5/12/chartex" xmlns:cx7="http://schemas.microsoft.com/office/drawing/2016/5/13/chartex" xmlns:cx8="http://schemas.microsoft.com/office/drawing/2016/5/14/chartex" xmlns:mc="http://schemas.openxmlformats.org/markup-compatibility/2006" xmlns:aink="http://schemas.microsoft.com/office/drawing/2016/ink" xmlns:am3d="http://schemas.microsoft.com/office/drawing/2017/model3d" xmlns:o="urn:schemas-microsoft-com:office:office" xmlns:oel="http://schemas.microsoft.com/office/2019/extlst" xmlns:r="http://schemas.openxmlformats.org/officeDocument/2006/relationships" xmlns:m="http://schemas.openxmlformats.org/officeDocument/2006/math" xmlns:v="urn:schemas-microsoft-com:vml" xmlns:wp14="http://schemas.microsoft.com/office/word/2010/wordprocessingDrawing" xmlns:wp="http://schemas.openxmlformats.org/drawingml/2006/wordprocessingDrawing" xmlns:w10="urn:schemas-microsoft-com:office:word" xmlns:w="http://schemas.openxmlformats.org/wordprocessingml/2006/main" xmlns:w14="http://schemas.microsoft.com/office/word/2010/wordml" xmlns:w15="http://schemas.microsoft.com/office/word/2012/wordml" xmlns:w16cex="http://schemas.microsoft.com/office/word/2018/wordml/cex" xmlns:w16cid="http://schemas.microsoft.com/office/word/2016/wordml/cid" xmlns:w16="http://schemas.microsoft.com/office/word/2018/wordml" xmlns:w16sdtdh="http://schemas.microsoft.com/office/word/2020/wordml/sdtdatahash" xmlns:w16se="http://schemas.microsoft.com/office/word/2015/wordml/symex" xmlns:wpg="http://schemas.microsoft.com/office/word/2010/wordprocessingGroup" xmlns:wpi="http://schemas.microsoft.com/office/word/2010/wordprocessingInk" xmlns:wne="http://schemas.microsoft.com/office/word/2006/wordml" xmlns:wps="http://schemas.microsoft.com/office/word/2010/wordprocessingShape" mc:Ignorable="w14 w15 w16se w16cid w16 w16cex w16sdtdh wp14">
+<w:hdr xmlns:wpc="http://schemas.microsoft.com/office/word/2010/wordprocessingCanvas" xmlns:cx="http://schemas.microsoft.com/office/drawing/2014/chartex" xmlns:cx1="http://schemas.microsoft.com/office/drawing/2015/9/8/chartex" xmlns:cx2="http://schemas.microsoft.com/office/drawing/2015/10/21/chartex" xmlns:cx3="http://schemas.microsoft.com/office/drawing/2016/5/9/chartex" xmlns:cx4="http://schemas.microsoft.com/office/drawing/2016/5/10/chartex" xmlns:cx5="http://schemas.microsoft.com/office/drawing/2016/5/11/chartex" xmlns:cx6="http://schemas.microsoft.com/office/drawing/2016/5/12/chartex" xmlns:cx7="http://schemas.microsoft.com/office/drawing/2016/5/13/chartex" xmlns:cx8="http://schemas.microsoft.com/office/drawing/2016/5/14/chartex" xmlns:mc="http://schemas.openxmlformats.org/markup-compatibility/2006" xmlns:aink="http://schemas.microsoft.com/office/drawing/2016/ink" xmlns:am3d="http://schemas.microsoft.com/office/drawing/2017/model3d" xmlns:o="urn:schemas-microsoft-com:office:office" xmlns:oel="http://schemas.microsoft.com/office/2019/extlst" xmlns:r="http://schemas.openxmlformats.org/officeDocument/2006/relationships" xmlns:m="http://schemas.openxmlformats.org/officeDocument/2006/math" xmlns:v="urn:schemas-microsoft-com:vml" xmlns:wp14="http://schemas.microsoft.com/office/word/2010/wordprocessingDrawing" xmlns:wp="http://schemas.openxmlformats.org/drawingml/2006/wordprocessingDrawing" xmlns:w10="urn:schemas-microsoft-com:office:word" xmlns:w="http://schemas.openxmlformats.org/wordprocessingml/2006/main" xmlns:w14="http://schemas.microsoft.com/office/word/2010/wordml" xmlns:w15="http://schemas.microsoft.com/office/word/2012/wordml" xmlns:w16cex="http://schemas.microsoft.com/office/word/2018/wordml/cex" xmlns:w16cid="http://schemas.microsoft.com/office/word/2016/wordml/cid" xmlns:w16="http://schemas.microsoft.com/office/word/2018/wordml" xmlns:w16du="http://schemas.microsoft.com/office/word/2023/wordml/word16du" xmlns:w16sdtdh="http://schemas.microsoft.com/office/word/2020/wordml/sdtdatahash" xmlns:w16se="http://schemas.microsoft.com/office/word/2015/wordml/symex" xmlns:wpg="http://schemas.microsoft.com/office/word/2010/wordprocessingGroup" xmlns:wpi="http://schemas.microsoft.com/office/word/2010/wordprocessingInk" xmlns:wne="http://schemas.microsoft.com/office/word/2006/wordml" xmlns:wps="http://schemas.microsoft.com/office/word/2010/wordprocessingShape" mc:Ignorable="w14 w15 w16se w16cid w16 w16cex w16sdtdh wp14">
   <w:p>
     <w:pPr>
       <w:pStyle w:val="Encabezado"/>
@@ -10828,7 +11053,7 @@
 </file>
 
 <file path=word/header2.xml><?xml version="1.0" encoding="utf-8"?>
-<w:hdr xmlns:wpc="http://schemas.microsoft.com/office/word/2010/wordprocessingCanvas" xmlns:cx="http://schemas.microsoft.com/office/drawing/2014/chartex" xmlns:cx1="http://schemas.microsoft.com/office/drawing/2015/9/8/chartex" xmlns:cx2="http://schemas.microsoft.com/office/drawing/2015/10/21/chartex" xmlns:cx3="http://schemas.microsoft.com/office/drawing/2016/5/9/chartex" xmlns:cx4="http://schemas.microsoft.com/office/drawing/2016/5/10/chartex" xmlns:cx5="http://schemas.microsoft.com/office/drawing/2016/5/11/chartex" xmlns:cx6="http://schemas.microsoft.com/office/drawing/2016/5/12/chartex" xmlns:cx7="http://schemas.microsoft.com/office/drawing/2016/5/13/chartex" xmlns:cx8="http://schemas.microsoft.com/office/drawing/2016/5/14/chartex" xmlns:mc="http://schemas.openxmlformats.org/markup-compatibility/2006" xmlns:aink="http://schemas.microsoft.com/office/drawing/2016/ink" xmlns:am3d="http://schemas.microsoft.com/office/drawing/2017/model3d" xmlns:o="urn:schemas-microsoft-com:office:office" xmlns:oel="http://schemas.microsoft.com/office/2019/extlst" xmlns:r="http://schemas.openxmlformats.org/officeDocument/2006/relationships" xmlns:m="http://schemas.openxmlformats.org/officeDocument/2006/math" xmlns:v="urn:schemas-microsoft-com:vml" xmlns:wp14="http://schemas.microsoft.com/office/word/2010/wordprocessingDrawing" xmlns:wp="http://schemas.openxmlformats.org/drawingml/2006/wordprocessingDrawing" xmlns:w10="urn:schemas-microsoft-com:office:word" xmlns:w="http://schemas.openxmlformats.org/wordprocessingml/2006/main" xmlns:w14="http://schemas.microsoft.com/office/word/2010/wordml" xmlns:w15="http://schemas.microsoft.com/office/word/2012/wordml" xmlns:w16cex="http://schemas.microsoft.com/office/word/2018/wordml/cex" xmlns:w16cid="http://schemas.microsoft.com/office/word/2016/wordml/cid" xmlns:w16="http://schemas.microsoft.com/office/word/2018/wordml" xmlns:w16sdtdh="http://schemas.microsoft.com/office/word/2020/wordml/sdtdatahash" xmlns:w16se="http://schemas.microsoft.com/office/word/2015/wordml/symex" xmlns:wpg="http://schemas.microsoft.com/office/word/2010/wordprocessingGroup" xmlns:wpi="http://schemas.microsoft.com/office/word/2010/wordprocessingInk" xmlns:wne="http://schemas.microsoft.com/office/word/2006/wordml" xmlns:wps="http://schemas.microsoft.com/office/word/2010/wordprocessingShape" mc:Ignorable="w14 w15 w16se w16cid w16 w16cex w16sdtdh wp14">
+<w:hdr xmlns:wpc="http://schemas.microsoft.com/office/word/2010/wordprocessingCanvas" xmlns:cx="http://schemas.microsoft.com/office/drawing/2014/chartex" xmlns:cx1="http://schemas.microsoft.com/office/drawing/2015/9/8/chartex" xmlns:cx2="http://schemas.microsoft.com/office/drawing/2015/10/21/chartex" xmlns:cx3="http://schemas.microsoft.com/office/drawing/2016/5/9/chartex" xmlns:cx4="http://schemas.microsoft.com/office/drawing/2016/5/10/chartex" xmlns:cx5="http://schemas.microsoft.com/office/drawing/2016/5/11/chartex" xmlns:cx6="http://schemas.microsoft.com/office/drawing/2016/5/12/chartex" xmlns:cx7="http://schemas.microsoft.com/office/drawing/2016/5/13/chartex" xmlns:cx8="http://schemas.microsoft.com/office/drawing/2016/5/14/chartex" xmlns:mc="http://schemas.openxmlformats.org/markup-compatibility/2006" xmlns:aink="http://schemas.microsoft.com/office/drawing/2016/ink" xmlns:am3d="http://schemas.microsoft.com/office/drawing/2017/model3d" xmlns:o="urn:schemas-microsoft-com:office:office" xmlns:oel="http://schemas.microsoft.com/office/2019/extlst" xmlns:r="http://schemas.openxmlformats.org/officeDocument/2006/relationships" xmlns:m="http://schemas.openxmlformats.org/officeDocument/2006/math" xmlns:v="urn:schemas-microsoft-com:vml" xmlns:wp14="http://schemas.microsoft.com/office/word/2010/wordprocessingDrawing" xmlns:wp="http://schemas.openxmlformats.org/drawingml/2006/wordprocessingDrawing" xmlns:w10="urn:schemas-microsoft-com:office:word" xmlns:w="http://schemas.openxmlformats.org/wordprocessingml/2006/main" xmlns:w14="http://schemas.microsoft.com/office/word/2010/wordml" xmlns:w15="http://schemas.microsoft.com/office/word/2012/wordml" xmlns:w16cex="http://schemas.microsoft.com/office/word/2018/wordml/cex" xmlns:w16cid="http://schemas.microsoft.com/office/word/2016/wordml/cid" xmlns:w16="http://schemas.microsoft.com/office/word/2018/wordml" xmlns:w16du="http://schemas.microsoft.com/office/word/2023/wordml/word16du" xmlns:w16sdtdh="http://schemas.microsoft.com/office/word/2020/wordml/sdtdatahash" xmlns:w16se="http://schemas.microsoft.com/office/word/2015/wordml/symex" xmlns:wpg="http://schemas.microsoft.com/office/word/2010/wordprocessingGroup" xmlns:wpi="http://schemas.microsoft.com/office/word/2010/wordprocessingInk" xmlns:wne="http://schemas.microsoft.com/office/word/2006/wordml" xmlns:wps="http://schemas.microsoft.com/office/word/2010/wordprocessingShape" mc:Ignorable="w14 w15 w16se w16cid w16 w16cex w16sdtdh wp14">
   <w:p>
     <w:pPr>
       <w:pStyle w:val="Encabezado"/>
@@ -10841,14 +11066,32 @@
       <w:rPr>
         <w:lang w:val="en-US"/>
       </w:rPr>
-      <w:t>GELIENE INTERNATIONAL SA</w:t>
+      <w:t>ROBLE CAPITAL W</w:t>
+    </w:r>
+    <w:r>
+      <w:rPr>
+        <w:lang w:val="en-US"/>
+      </w:rPr>
+      <w:t>E</w:t>
+    </w:r>
+    <w:r>
+      <w:rPr>
+        <w:lang w:val="en-US"/>
+      </w:rPr>
+      <w:t>ALTH MANAGEMENT</w:t>
+    </w:r>
+    <w:r>
+      <w:rPr>
+        <w:lang w:val="en-US"/>
+      </w:rPr>
+      <w:t xml:space="preserve"> S.A.</w:t>
     </w:r>
   </w:p>
 </w:hdr>
 </file>
 
 <file path=word/numbering.xml><?xml version="1.0" encoding="utf-8"?>
-<w:numbering xmlns:wpc="http://schemas.microsoft.com/office/word/2010/wordprocessingCanvas" xmlns:cx="http://schemas.microsoft.com/office/drawing/2014/chartex" xmlns:cx1="http://schemas.microsoft.com/office/drawing/2015/9/8/chartex" xmlns:cx2="http://schemas.microsoft.com/office/drawing/2015/10/21/chartex" xmlns:cx3="http://schemas.microsoft.com/office/drawing/2016/5/9/chartex" xmlns:cx4="http://schemas.microsoft.com/office/drawing/2016/5/10/chartex" xmlns:cx5="http://schemas.microsoft.com/office/drawing/2016/5/11/chartex" xmlns:cx6="http://schemas.microsoft.com/office/drawing/2016/5/12/chartex" xmlns:cx7="http://schemas.microsoft.com/office/drawing/2016/5/13/chartex" xmlns:cx8="http://schemas.microsoft.com/office/drawing/2016/5/14/chartex" xmlns:mc="http://schemas.openxmlformats.org/markup-compatibility/2006" xmlns:aink="http://schemas.microsoft.com/office/drawing/2016/ink" xmlns:am3d="http://schemas.microsoft.com/office/drawing/2017/model3d" xmlns:o="urn:schemas-microsoft-com:office:office" xmlns:oel="http://schemas.microsoft.com/office/2019/extlst" xmlns:r="http://schemas.openxmlformats.org/officeDocument/2006/relationships" xmlns:m="http://schemas.openxmlformats.org/officeDocument/2006/math" xmlns:v="urn:schemas-microsoft-com:vml" xmlns:wp14="http://schemas.microsoft.com/office/word/2010/wordprocessingDrawing" xmlns:wp="http://schemas.openxmlformats.org/drawingml/2006/wordprocessingDrawing" xmlns:w10="urn:schemas-microsoft-com:office:word" xmlns:w="http://schemas.openxmlformats.org/wordprocessingml/2006/main" xmlns:w14="http://schemas.microsoft.com/office/word/2010/wordml" xmlns:w15="http://schemas.microsoft.com/office/word/2012/wordml" xmlns:w16cex="http://schemas.microsoft.com/office/word/2018/wordml/cex" xmlns:w16cid="http://schemas.microsoft.com/office/word/2016/wordml/cid" xmlns:w16="http://schemas.microsoft.com/office/word/2018/wordml" xmlns:w16sdtdh="http://schemas.microsoft.com/office/word/2020/wordml/sdtdatahash" xmlns:w16se="http://schemas.microsoft.com/office/word/2015/wordml/symex" xmlns:wpg="http://schemas.microsoft.com/office/word/2010/wordprocessingGroup" xmlns:wpi="http://schemas.microsoft.com/office/word/2010/wordprocessingInk" xmlns:wne="http://schemas.microsoft.com/office/word/2006/wordml" xmlns:wps="http://schemas.microsoft.com/office/word/2010/wordprocessingShape" mc:Ignorable="w14 w15 w16se w16cid w16 w16cex w16sdtdh wp14">
+<w:numbering xmlns:wpc="http://schemas.microsoft.com/office/word/2010/wordprocessingCanvas" xmlns:cx="http://schemas.microsoft.com/office/drawing/2014/chartex" xmlns:cx1="http://schemas.microsoft.com/office/drawing/2015/9/8/chartex" xmlns:cx2="http://schemas.microsoft.com/office/drawing/2015/10/21/chartex" xmlns:cx3="http://schemas.microsoft.com/office/drawing/2016/5/9/chartex" xmlns:cx4="http://schemas.microsoft.com/office/drawing/2016/5/10/chartex" xmlns:cx5="http://schemas.microsoft.com/office/drawing/2016/5/11/chartex" xmlns:cx6="http://schemas.microsoft.com/office/drawing/2016/5/12/chartex" xmlns:cx7="http://schemas.microsoft.com/office/drawing/2016/5/13/chartex" xmlns:cx8="http://schemas.microsoft.com/office/drawing/2016/5/14/chartex" xmlns:mc="http://schemas.openxmlformats.org/markup-compatibility/2006" xmlns:aink="http://schemas.microsoft.com/office/drawing/2016/ink" xmlns:am3d="http://schemas.microsoft.com/office/drawing/2017/model3d" xmlns:o="urn:schemas-microsoft-com:office:office" xmlns:oel="http://schemas.microsoft.com/office/2019/extlst" xmlns:r="http://schemas.openxmlformats.org/officeDocument/2006/relationships" xmlns:m="http://schemas.openxmlformats.org/officeDocument/2006/math" xmlns:v="urn:schemas-microsoft-com:vml" xmlns:wp14="http://schemas.microsoft.com/office/word/2010/wordprocessingDrawing" xmlns:wp="http://schemas.openxmlformats.org/drawingml/2006/wordprocessingDrawing" xmlns:w10="urn:schemas-microsoft-com:office:word" xmlns:w="http://schemas.openxmlformats.org/wordprocessingml/2006/main" xmlns:w14="http://schemas.microsoft.com/office/word/2010/wordml" xmlns:w15="http://schemas.microsoft.com/office/word/2012/wordml" xmlns:w16cex="http://schemas.microsoft.com/office/word/2018/wordml/cex" xmlns:w16cid="http://schemas.microsoft.com/office/word/2016/wordml/cid" xmlns:w16="http://schemas.microsoft.com/office/word/2018/wordml" xmlns:w16du="http://schemas.microsoft.com/office/word/2023/wordml/word16du" xmlns:w16sdtdh="http://schemas.microsoft.com/office/word/2020/wordml/sdtdatahash" xmlns:w16se="http://schemas.microsoft.com/office/word/2015/wordml/symex" xmlns:wpg="http://schemas.microsoft.com/office/word/2010/wordprocessingGroup" xmlns:wpi="http://schemas.microsoft.com/office/word/2010/wordprocessingInk" xmlns:wne="http://schemas.microsoft.com/office/word/2006/wordml" xmlns:wps="http://schemas.microsoft.com/office/word/2010/wordprocessingShape" mc:Ignorable="w14 w15 w16se w16cid w16 w16cex w16sdtdh wp14">
   <w:abstractNum w:abstractNumId="0" w15:restartNumberingAfterBreak="0">
     <w:nsid w:val="2C655D48"/>
     <w:multiLevelType w:val="hybridMultilevel"/>
@@ -12712,12 +12955,7 @@
 </file>
 
 <file path=customXml/item1.xml><?xml version="1.0" encoding="utf-8"?>
-<?mso-contentType ?>
-<FormTemplates xmlns="http://schemas.microsoft.com/sharepoint/v3/contenttype/forms">
-  <Display>DocumentLibraryForm</Display>
-  <Edit>DocumentLibraryForm</Edit>
-  <New>DocumentLibraryForm</New>
-</FormTemplates>
+<b:Sources xmlns:b="http://schemas.openxmlformats.org/officeDocument/2006/bibliography" xmlns="http://schemas.openxmlformats.org/officeDocument/2006/bibliography" SelectedStyle="\APASixthEditionOfficeOnline.xsl" StyleName="APA" Version="6"/>
 </file>
 
 <file path=customXml/item2.xml><?xml version="1.0" encoding="utf-8"?>
@@ -12970,6 +13208,15 @@
 </file>
 
 <file path=customXml/item3.xml><?xml version="1.0" encoding="utf-8"?>
+<?mso-contentType ?>
+<FormTemplates xmlns="http://schemas.microsoft.com/sharepoint/v3/contenttype/forms">
+  <Display>DocumentLibraryForm</Display>
+  <Edit>DocumentLibraryForm</Edit>
+  <New>DocumentLibraryForm</New>
+</FormTemplates>
+</file>
+
+<file path=customXml/item4.xml><?xml version="1.0" encoding="utf-8"?>
 <p:properties xmlns:p="http://schemas.microsoft.com/office/2006/metadata/properties" xmlns:xsi="http://www.w3.org/2001/XMLSchema-instance" xmlns:pc="http://schemas.microsoft.com/office/infopath/2007/PartnerControls">
   <documentManagement>
     <TaxCatchAll xmlns="202f9a31-1ced-4fe3-9a9a-4780fdb504d6" xsi:nil="true"/>
@@ -12980,52 +13227,22 @@
 </p:properties>
 </file>
 
-<file path=customXml/item4.xml><?xml version="1.0" encoding="utf-8"?>
-<b:Sources xmlns:b="http://schemas.openxmlformats.org/officeDocument/2006/bibliography" xmlns="http://schemas.openxmlformats.org/officeDocument/2006/bibliography" SelectedStyle="\APASixthEditionOfficeOnline.xsl" StyleName="APA" Version="6"/>
-</file>
-
 <file path=customXml/itemProps1.xml><?xml version="1.0" encoding="utf-8"?>
-<ds:datastoreItem xmlns:ds="http://schemas.openxmlformats.org/officeDocument/2006/customXml" ds:itemID="{AB85D5A0-7E5A-4F73-85F9-4C619F3AEA52}">
+<ds:datastoreItem xmlns:ds="http://schemas.openxmlformats.org/officeDocument/2006/customXml" ds:itemID="{B245A476-949B-4EBA-8284-994A6809683E}">
   <ds:schemaRefs>
-    <ds:schemaRef ds:uri="http://schemas.microsoft.com/sharepoint/v3/contenttype/forms"/>
+    <ds:schemaRef ds:uri="http://schemas.openxmlformats.org/officeDocument/2006/bibliography"/>
   </ds:schemaRefs>
 </ds:datastoreItem>
 </file>
 
 <file path=customXml/itemProps2.xml><?xml version="1.0" encoding="utf-8"?>
-<ds:datastoreItem xmlns:ds="http://schemas.openxmlformats.org/officeDocument/2006/customXml" ds:itemID="{C8EA561B-3982-43C0-BCBA-1659BE7D6584}">
-  <ds:schemaRefs>
-    <ds:schemaRef ds:uri="http://schemas.microsoft.com/office/2006/metadata/contentType"/>
-    <ds:schemaRef ds:uri="http://schemas.microsoft.com/office/2006/metadata/properties/metaAttributes"/>
-    <ds:schemaRef ds:uri="http://www.w3.org/2001/XMLSchema"/>
-    <ds:schemaRef ds:uri="http://schemas.microsoft.com/office/2006/metadata/properties"/>
-    <ds:schemaRef ds:uri="202f9a31-1ced-4fe3-9a9a-4780fdb504d6"/>
-    <ds:schemaRef ds:uri="7b94e394-85ea-4ea3-bce2-1b3980bcee24"/>
-    <ds:schemaRef ds:uri="http://schemas.microsoft.com/office/2006/documentManagement/types"/>
-    <ds:schemaRef ds:uri="http://schemas.microsoft.com/office/infopath/2007/PartnerControls"/>
-    <ds:schemaRef ds:uri="http://schemas.openxmlformats.org/package/2006/metadata/core-properties"/>
-    <ds:schemaRef ds:uri="http://purl.org/dc/elements/1.1/"/>
-    <ds:schemaRef ds:uri="http://purl.org/dc/terms/"/>
-    <ds:schemaRef ds:uri="http://schemas.microsoft.com/internal/obd"/>
-  </ds:schemaRefs>
-</ds:datastoreItem>
+<ds:datastoreItem xmlns:ds="http://schemas.openxmlformats.org/officeDocument/2006/customXml" ds:itemID="{C8EA561B-3982-43C0-BCBA-1659BE7D6584}"/>
 </file>
 
 <file path=customXml/itemProps3.xml><?xml version="1.0" encoding="utf-8"?>
-<ds:datastoreItem xmlns:ds="http://schemas.openxmlformats.org/officeDocument/2006/customXml" ds:itemID="{7A168376-332F-4F59-84B3-C7AF46489F6B}">
-  <ds:schemaRefs>
-    <ds:schemaRef ds:uri="http://schemas.microsoft.com/office/2006/metadata/properties"/>
-    <ds:schemaRef ds:uri="http://schemas.microsoft.com/office/infopath/2007/PartnerControls"/>
-    <ds:schemaRef ds:uri="202f9a31-1ced-4fe3-9a9a-4780fdb504d6"/>
-    <ds:schemaRef ds:uri="7b94e394-85ea-4ea3-bce2-1b3980bcee24"/>
-  </ds:schemaRefs>
-</ds:datastoreItem>
+<ds:datastoreItem xmlns:ds="http://schemas.openxmlformats.org/officeDocument/2006/customXml" ds:itemID="{AB85D5A0-7E5A-4F73-85F9-4C619F3AEA52}"/>
 </file>
 
 <file path=customXml/itemProps4.xml><?xml version="1.0" encoding="utf-8"?>
-<ds:datastoreItem xmlns:ds="http://schemas.openxmlformats.org/officeDocument/2006/customXml" ds:itemID="{B245A476-949B-4EBA-8284-994A6809683E}">
-  <ds:schemaRefs>
-    <ds:schemaRef ds:uri="http://schemas.openxmlformats.org/officeDocument/2006/bibliography"/>
-  </ds:schemaRefs>
-</ds:datastoreItem>
+<ds:datastoreItem xmlns:ds="http://schemas.openxmlformats.org/officeDocument/2006/customXml" ds:itemID="{7A168376-332F-4F59-84B3-C7AF46489F6B}"/>
 </file>